--- a/out/08_ISMS/SNX-ISMS-SOP-03 Backup & Recovery (Rev00 DRAFT).docx
+++ b/out/08_ISMS/SNX-ISMS-SOP-03 Backup & Recovery (Rev00 DRAFT).docx
@@ -217,6 +217,7 @@
     <w:p>
       <w:pPr>
         <w:pStyle w:val="Heading1"/>
+        <w:keepNext/>
         <w:widowControl w:val="0"/>
         <w:spacing w:line="240" w:lineRule="auto"/>
         <w:ind w:right="407" w:firstLine="0"/>
@@ -511,6 +512,10 @@
         <w:gridCol w:w="5850"/>
       </w:tblGrid>
       <w:tr>
+        <w:trPr>
+          <w:cantSplit/>
+          <w:tblHeader/>
+        </w:trPr>
         <w:tc>
           <w:tcPr>
             <w:tcW w:w="3150" w:type="dxa"/>
@@ -523,6 +528,7 @@
           </w:tcPr>
           <w:p>
             <w:pPr>
+              <w:keepNext/>
               <w:widowControl w:val="0"/>
               <w:pBdr>
                 <w:top w:val="nil"/>
@@ -563,6 +569,7 @@
           </w:tcPr>
           <w:p>
             <w:pPr>
+              <w:keepNext/>
               <w:widowControl w:val="0"/>
               <w:pBdr>
                 <w:top w:val="nil"/>
@@ -593,6 +600,9 @@
         </w:tc>
       </w:tr>
       <w:tr>
+        <w:trPr>
+          <w:cantSplit/>
+        </w:trPr>
         <w:tc>
           <w:tcPr>
             <w:tcW w:w="3150" w:type="dxa"/>
@@ -646,6 +656,9 @@
         </w:tc>
       </w:tr>
       <w:tr>
+        <w:trPr>
+          <w:cantSplit/>
+        </w:trPr>
         <w:tc>
           <w:tcPr>
             <w:tcW w:w="3150" w:type="dxa"/>
@@ -699,6 +712,9 @@
         </w:tc>
       </w:tr>
       <w:tr>
+        <w:trPr>
+          <w:cantSplit/>
+        </w:trPr>
         <w:tc>
           <w:tcPr>
             <w:tcW w:w="3150" w:type="dxa"/>
@@ -750,6 +766,9 @@
         </w:tc>
       </w:tr>
       <w:tr>
+        <w:trPr>
+          <w:cantSplit/>
+        </w:trPr>
         <w:tc>
           <w:tcPr>
             <w:tcW w:w="3150" w:type="dxa"/>
@@ -810,6 +829,9 @@
         </w:tc>
       </w:tr>
       <w:tr>
+        <w:trPr>
+          <w:cantSplit/>
+        </w:trPr>
         <w:tc>
           <w:tcPr>
             <w:tcW w:w="3150" w:type="dxa"/>
@@ -861,6 +883,9 @@
         </w:tc>
       </w:tr>
       <w:tr>
+        <w:trPr>
+          <w:cantSplit/>
+        </w:trPr>
         <w:tc>
           <w:tcPr>
             <w:tcW w:w="3150" w:type="dxa"/>
@@ -914,6 +939,9 @@
         </w:tc>
       </w:tr>
       <w:tr>
+        <w:trPr>
+          <w:cantSplit/>
+        </w:trPr>
         <w:tc>
           <w:tcPr>
             <w:tcW w:w="3150" w:type="dxa"/>
@@ -967,6 +995,9 @@
         </w:tc>
       </w:tr>
       <w:tr>
+        <w:trPr>
+          <w:cantSplit/>
+        </w:trPr>
         <w:tc>
           <w:tcPr>
             <w:tcW w:w="3150" w:type="dxa"/>
@@ -1020,6 +1051,9 @@
         </w:tc>
       </w:tr>
       <w:tr>
+        <w:trPr>
+          <w:cantSplit/>
+        </w:trPr>
         <w:tc>
           <w:tcPr>
             <w:tcW w:w="3150" w:type="dxa"/>
@@ -1073,6 +1107,9 @@
         </w:tc>
       </w:tr>
       <w:tr>
+        <w:trPr>
+          <w:cantSplit/>
+        </w:trPr>
         <w:tc>
           <w:tcPr>
             <w:tcW w:w="3150" w:type="dxa"/>
@@ -1126,6 +1163,9 @@
         </w:tc>
       </w:tr>
       <w:tr>
+        <w:trPr>
+          <w:cantSplit/>
+        </w:trPr>
         <w:tc>
           <w:tcPr>
             <w:tcW w:w="3150" w:type="dxa"/>
@@ -1207,6 +1247,7 @@
     <w:p>
       <w:pPr>
         <w:pStyle w:val="Heading1"/>
+        <w:keepNext/>
         <w:widowControl w:val="0"/>
         <w:spacing w:before="816" w:line="240" w:lineRule="auto"/>
         <w:ind w:right="407"/>
@@ -1243,6 +1284,10 @@
         <w:gridCol w:w="3010"/>
       </w:tblGrid>
       <w:tr>
+        <w:trPr>
+          <w:cantSplit/>
+          <w:tblHeader/>
+        </w:trPr>
         <w:tc>
           <w:tcPr>
             <w:tcW w:w="3009" w:type="dxa"/>
@@ -1255,6 +1300,7 @@
           </w:tcPr>
           <w:p>
             <w:pPr>
+              <w:keepNext/>
               <w:widowControl w:val="0"/>
               <w:spacing w:line="240" w:lineRule="auto"/>
               <w:jc w:val="center"/>
@@ -1288,6 +1334,7 @@
           </w:tcPr>
           <w:p>
             <w:pPr>
+              <w:keepNext/>
               <w:widowControl w:val="0"/>
               <w:spacing w:line="240" w:lineRule="auto"/>
               <w:jc w:val="center"/>
@@ -1321,6 +1368,7 @@
           </w:tcPr>
           <w:p>
             <w:pPr>
+              <w:keepNext/>
               <w:widowControl w:val="0"/>
               <w:spacing w:line="240" w:lineRule="auto"/>
               <w:jc w:val="center"/>
@@ -1344,6 +1392,9 @@
         </w:tc>
       </w:tr>
       <w:tr>
+        <w:trPr>
+          <w:cantSplit/>
+        </w:trPr>
         <w:tc>
           <w:tcPr>
             <w:tcW w:w="3009" w:type="dxa"/>
@@ -1392,6 +1443,9 @@
         </w:tc>
       </w:tr>
       <w:tr>
+        <w:trPr>
+          <w:cantSplit/>
+        </w:trPr>
         <w:tc>
           <w:tcPr>
             <w:tcW w:w="3009" w:type="dxa"/>
@@ -1463,6 +1517,9 @@
         </w:tc>
       </w:tr>
       <w:tr>
+        <w:trPr>
+          <w:cantSplit/>
+        </w:trPr>
         <w:tc>
           <w:tcPr>
             <w:tcW w:w="3009" w:type="dxa"/>
@@ -1537,6 +1594,7 @@
     <w:p>
       <w:pPr>
         <w:pStyle w:val="Heading1"/>
+        <w:keepNext/>
         <w:widowControl w:val="0"/>
         <w:spacing w:before="816" w:line="240" w:lineRule="auto"/>
         <w:ind w:right="407"/>
@@ -1578,6 +1636,10 @@
         <w:gridCol w:w="2235"/>
       </w:tblGrid>
       <w:tr>
+        <w:trPr>
+          <w:cantSplit/>
+          <w:tblHeader/>
+        </w:trPr>
         <w:tc>
           <w:tcPr>
             <w:tcW w:w="810" w:type="dxa"/>
@@ -1590,6 +1652,7 @@
           </w:tcPr>
           <w:p>
             <w:pPr>
+              <w:keepNext/>
               <w:widowControl w:val="0"/>
               <w:pBdr>
                 <w:top w:val="nil"/>
@@ -1630,6 +1693,7 @@
           </w:tcPr>
           <w:p>
             <w:pPr>
+              <w:keepNext/>
               <w:widowControl w:val="0"/>
               <w:spacing w:line="240" w:lineRule="auto"/>
               <w:jc w:val="center"/>
@@ -1663,6 +1727,7 @@
           </w:tcPr>
           <w:p>
             <w:pPr>
+              <w:keepNext/>
               <w:widowControl w:val="0"/>
               <w:pBdr>
                 <w:top w:val="nil"/>
@@ -1703,6 +1768,7 @@
           </w:tcPr>
           <w:p>
             <w:pPr>
+              <w:keepNext/>
               <w:widowControl w:val="0"/>
               <w:pBdr>
                 <w:top w:val="nil"/>
@@ -1733,6 +1799,9 @@
         </w:tc>
       </w:tr>
       <w:tr>
+        <w:trPr>
+          <w:cantSplit/>
+        </w:trPr>
         <w:tc>
           <w:tcPr>
             <w:tcW w:w="810" w:type="dxa"/>
@@ -1835,6 +1904,9 @@
         </w:tc>
       </w:tr>
       <w:tr>
+        <w:trPr>
+          <w:cantSplit/>
+        </w:trPr>
         <w:tc>
           <w:tcPr>
             <w:tcW w:w="810" w:type="dxa"/>
@@ -1937,6 +2009,9 @@
         </w:tc>
       </w:tr>
       <w:tr>
+        <w:trPr>
+          <w:cantSplit/>
+        </w:trPr>
         <w:tc>
           <w:tcPr>
             <w:tcW w:w="810" w:type="dxa"/>
@@ -2396,7 +2471,7 @@
           <w:sz w:val="24"/>
           <w:szCs w:val="24"/>
         </w:rPr>
-        <w:t xml:space="preserve">SOP ini memastikan informasi, software, dan konfigurasi sistem dicadangkan sesuai kebutuhan bisnis dan kontrak, dilindungi dari kerusakan dan akses tidak sah, serta terbukti dapat dipulihkan melalui uji restore berkala.</w:t>
+        <w:t xml:space="preserve">SOP ini memastikan informasi, software, dan konfigurasi sistem dicadangkan sesuai kebutuhan bisnis dan kontrak, serta dilindungi dari kerusakan dan akses tidak sah. Backup juga harus terbukti dapat dipulihkan melalui uji restore berkala.</w:t>
       </w:r>
     </w:p>
     <w:p>
@@ -2489,6 +2564,7 @@
     <w:p>
       <w:pPr>
         <w:pStyle w:val="Heading1"/>
+        <w:keepNext/>
         <w:numPr>
           <w:ilvl w:val="0"/>
           <w:numId w:val="7"/>
@@ -2523,6 +2599,8 @@
       </w:tblGrid>
       <w:tr>
         <w:trPr>
+          <w:cantSplit/>
+          <w:tblHeader/>
           <w:jc w:val="center"/>
         </w:trPr>
         <w:tc>
@@ -2532,6 +2610,7 @@
           </w:tcPr>
           <w:p>
             <w:pPr>
+              <w:keepNext/>
               <w:jc w:val="center"/>
               <w:rPr>
                 <w:sz w:val="24"/>
@@ -2556,6 +2635,7 @@
           </w:tcPr>
           <w:p>
             <w:pPr>
+              <w:keepNext/>
               <w:jc w:val="center"/>
               <w:rPr>
                 <w:sz w:val="24"/>
@@ -2576,6 +2656,7 @@
       </w:tr>
       <w:tr>
         <w:trPr>
+          <w:cantSplit/>
           <w:jc w:val="center"/>
         </w:trPr>
         <w:tc>
@@ -2625,6 +2706,7 @@
       </w:tr>
       <w:tr>
         <w:trPr>
+          <w:cantSplit/>
           <w:jc w:val="center"/>
         </w:trPr>
         <w:tc>
@@ -2674,6 +2756,7 @@
       </w:tr>
       <w:tr>
         <w:trPr>
+          <w:cantSplit/>
           <w:jc w:val="center"/>
         </w:trPr>
         <w:tc>
@@ -2723,6 +2806,7 @@
       </w:tr>
       <w:tr>
         <w:trPr>
+          <w:cantSplit/>
           <w:jc w:val="center"/>
         </w:trPr>
         <w:tc>
@@ -2772,6 +2856,7 @@
       </w:tr>
       <w:tr>
         <w:trPr>
+          <w:cantSplit/>
           <w:jc w:val="center"/>
         </w:trPr>
         <w:tc>
@@ -2821,6 +2906,7 @@
       </w:tr>
       <w:tr>
         <w:trPr>
+          <w:cantSplit/>
           <w:jc w:val="center"/>
         </w:trPr>
         <w:tc>
@@ -2870,6 +2956,7 @@
       </w:tr>
       <w:tr>
         <w:trPr>
+          <w:cantSplit/>
           <w:jc w:val="center"/>
         </w:trPr>
         <w:tc>
@@ -2919,6 +3006,7 @@
       </w:tr>
       <w:tr>
         <w:trPr>
+          <w:cantSplit/>
           <w:jc w:val="center"/>
         </w:trPr>
         <w:tc>
@@ -2968,6 +3056,7 @@
       </w:tr>
       <w:tr>
         <w:trPr>
+          <w:cantSplit/>
           <w:jc w:val="center"/>
         </w:trPr>
         <w:tc>
@@ -3017,6 +3106,7 @@
       </w:tr>
       <w:tr>
         <w:trPr>
+          <w:cantSplit/>
           <w:jc w:val="center"/>
         </w:trPr>
         <w:tc>
@@ -3066,6 +3156,7 @@
       </w:tr>
       <w:tr>
         <w:trPr>
+          <w:cantSplit/>
           <w:jc w:val="center"/>
         </w:trPr>
         <w:tc>
@@ -3115,6 +3206,7 @@
       </w:tr>
       <w:tr>
         <w:trPr>
+          <w:cantSplit/>
           <w:jc w:val="center"/>
         </w:trPr>
         <w:tc>
@@ -3164,6 +3256,7 @@
       </w:tr>
       <w:tr>
         <w:trPr>
+          <w:cantSplit/>
           <w:jc w:val="center"/>
         </w:trPr>
         <w:tc>
@@ -3213,6 +3306,7 @@
       </w:tr>
       <w:tr>
         <w:trPr>
+          <w:cantSplit/>
           <w:jc w:val="center"/>
         </w:trPr>
         <w:tc>
@@ -3262,6 +3356,7 @@
       </w:tr>
       <w:tr>
         <w:trPr>
+          <w:cantSplit/>
           <w:jc w:val="center"/>
         </w:trPr>
         <w:tc>
@@ -3311,6 +3406,7 @@
       </w:tr>
       <w:tr>
         <w:trPr>
+          <w:cantSplit/>
           <w:jc w:val="center"/>
         </w:trPr>
         <w:tc>
@@ -3331,7 +3427,7 @@
                 <w:sz w:val="24"/>
                 <w:szCs w:val="24"/>
               </w:rPr>
-              <w:t>Tiket P2</w:t>
+              <w:t>Ticket P2</w:t>
             </w:r>
           </w:p>
         </w:tc>
@@ -3353,13 +3449,14 @@
                 <w:sz w:val="24"/>
                 <w:szCs w:val="24"/>
               </w:rPr>
-              <w:t>Tiket dengan severity P2 (Tinggi) menurut SNX-OPS-SOP-04.</w:t>
+              <w:t>Ticket dengan severity P2 (Tinggi) menurut SNX-OPS-SOP-04.</w:t>
             </w:r>
           </w:p>
         </w:tc>
       </w:tr>
       <w:tr>
         <w:trPr>
+          <w:cantSplit/>
           <w:jc w:val="center"/>
         </w:trPr>
         <w:tc>
@@ -3409,6 +3506,7 @@
       </w:tr>
       <w:tr>
         <w:trPr>
+          <w:cantSplit/>
           <w:jc w:val="center"/>
         </w:trPr>
         <w:tc>
@@ -3458,6 +3556,7 @@
       </w:tr>
       <w:tr>
         <w:trPr>
+          <w:cantSplit/>
           <w:jc w:val="center"/>
         </w:trPr>
         <w:tc>
@@ -3507,6 +3606,7 @@
       </w:tr>
       <w:tr>
         <w:trPr>
+          <w:cantSplit/>
           <w:jc w:val="center"/>
         </w:trPr>
         <w:tc>
@@ -3556,6 +3656,7 @@
       </w:tr>
       <w:tr>
         <w:trPr>
+          <w:cantSplit/>
           <w:jc w:val="center"/>
         </w:trPr>
         <w:tc>
@@ -3598,13 +3699,14 @@
                 <w:sz w:val="24"/>
                 <w:szCs w:val="24"/>
               </w:rPr>
-              <w:t>Zammad, sistem tiket Divisi Operation, dan Service Hub (GLPI), sistem tiket untuk generalist.</w:t>
+              <w:t>Zammad, sistem ticket Divisi Operation, dan Service Hub (GLPI), sistem ticket untuk generalist.</w:t>
             </w:r>
           </w:p>
         </w:tc>
       </w:tr>
       <w:tr>
         <w:trPr>
+          <w:cantSplit/>
           <w:jc w:val="center"/>
         </w:trPr>
         <w:tc>
@@ -3647,13 +3749,14 @@
                 <w:sz w:val="24"/>
                 <w:szCs w:val="24"/>
               </w:rPr>
-              <w:t>Sub divisi Divisi Operation yang memantau dashboard layanan dan menangani tiket (SNX-HR-ORG-01).</w:t>
+              <w:t>Sub divisi Divisi Operation yang memantau dashboard layanan dan menangani ticket (SNX-HR-ORG-01).</w:t>
             </w:r>
           </w:p>
         </w:tc>
       </w:tr>
       <w:tr>
         <w:trPr>
+          <w:cantSplit/>
           <w:jc w:val="center"/>
         </w:trPr>
         <w:tc>
@@ -3754,7 +3857,7 @@
           <w:sz w:val="24"/>
           <w:szCs w:val="24"/>
         </w:rPr>
-        <w:t xml:space="preserve">Backup dianggap ada hanya bila restore-nya terbukti lewat uji restore (Annex A 8.13). Frekuensi uji ada di bagian 8.</w:t>
+        <w:t xml:space="preserve">Backup dianggap ada hanya jika restore-nya terbukti melalui uji restore (Annex A 8.13): minimal bulanan untuk setiap pelanggan berlayanan backup dan minimal triwulanan untuk sistem internal kritis.</w:t>
       </w:r>
     </w:p>
     <w:p>
@@ -3898,7 +4001,7 @@
           <w:sz w:val="24"/>
           <w:szCs w:val="24"/>
         </w:rPr>
-        <w:t xml:space="preserve">Peran yang menetapkan parameter backup dan peran yang mencatatnya ada di bagian 5 dan butir 6.1.</w:t>
+        <w:t xml:space="preserve">Lead NOC menetapkan kebijakan backup. Service Delivery Manager mencatat parameter backup pelanggan dari kontrak. Pemilik sistem menetapkan RPO dan RTO sistem internal bersama SNX-ISMS-PLN-01. NOC Engineer mencatat parameter setiap job di sheet Daftar Job SNX-ISMS-FRM-01 (butir 6.1).</w:t>
       </w:r>
     </w:p>
     <w:p>
@@ -3922,7 +4025,7 @@
           <w:sz w:val="24"/>
           <w:szCs w:val="24"/>
         </w:rPr>
-        <w:t xml:space="preserve">Data kritis mengikuti aturan 3-2-1 (Annex A 8.13, 8.14). Immutable copy dipakai bila platform mendukung.</w:t>
+        <w:t xml:space="preserve">Data kritis mengikuti aturan 3-2-1 (Annex A 8.13, 8.14). Immutable copy dipakai jika platform mendukung.</w:t>
       </w:r>
     </w:p>
     <w:p>
@@ -4018,7 +4121,7 @@
           <w:sz w:val="24"/>
           <w:szCs w:val="24"/>
         </w:rPr>
-        <w:t xml:space="preserve">Data backup pelanggan adalah properti pelanggan (ISO 9001:2015 8.5.3). Restore data itu hanya atas permintaan atau persetujuan PIC pelanggan yang berwenang. Restore ke lokasi produksi butuh approval Lead NOC serta persetujuan tertulis PIC pelanggan.</w:t>
+        <w:t xml:space="preserve">Data backup pelanggan adalah properti pelanggan (ISO 9001:2015 8.5.3). Restore data itu hanya atas permintaan atau persetujuan PIC pelanggan yang berwenang. Restore ke lokasi produksi memerlukan approval Lead NOC serta persetujuan tertulis PIC pelanggan.</w:t>
       </w:r>
     </w:p>
     <w:p>
@@ -4066,7 +4169,7 @@
           <w:sz w:val="24"/>
           <w:szCs w:val="24"/>
         </w:rPr>
-        <w:t xml:space="preserve">NOC Engineer memantau kapasitas repository backup sebagai bagian dari infrastruktur layanan (ISO 9001:2015 7.1.3). Langkahnya ada di butir 6.2.</w:t>
+        <w:t xml:space="preserve">NOC Engineer memantau kapasitas repository backup sebagai bagian dari infrastruktur layanan (ISO 9001:2015 7.1.3), sesuai butir 6.2.</w:t>
       </w:r>
     </w:p>
     <w:p>
@@ -4096,6 +4199,7 @@
     <w:p>
       <w:pPr>
         <w:pStyle w:val="Heading1"/>
+        <w:keepNext/>
         <w:numPr>
           <w:ilvl w:val="0"/>
           <w:numId w:val="7"/>
@@ -4123,6 +4227,8 @@
       </w:tblGrid>
       <w:tr>
         <w:trPr>
+          <w:cantSplit/>
+          <w:tblHeader/>
           <w:jc w:val="center"/>
         </w:trPr>
         <w:tc>
@@ -4139,6 +4245,7 @@
           </w:tcPr>
           <w:p>
             <w:pPr>
+              <w:keepNext/>
               <w:jc w:val="center"/>
               <w:rPr>
                 <w:sz w:val="24"/>
@@ -4170,6 +4277,7 @@
           </w:tcPr>
           <w:p>
             <w:pPr>
+              <w:keepNext/>
               <w:jc w:val="center"/>
               <w:rPr>
                 <w:sz w:val="24"/>
@@ -4201,6 +4309,7 @@
           </w:tcPr>
           <w:p>
             <w:pPr>
+              <w:keepNext/>
               <w:jc w:val="center"/>
               <w:rPr>
                 <w:sz w:val="24"/>
@@ -4221,6 +4330,7 @@
       </w:tr>
       <w:tr>
         <w:trPr>
+          <w:cantSplit/>
           <w:jc w:val="center"/>
         </w:trPr>
         <w:tc>
@@ -4266,19 +4376,19 @@
           </w:tcPr>
           <w:p>
             <w:pPr>
-              <w:jc w:val="both"/>
-              <w:rPr>
-                <w:sz w:val="24"/>
-                <w:szCs w:val="24"/>
-              </w:rPr>
-            </w:pPr>
-            <w:r>
-              <w:rPr>
-                <w:b w:val="0"/>
-                <w:sz w:val="24"/>
-                <w:szCs w:val="24"/>
-              </w:rPr>
-              <w:t>Pemilik SOP. Menetapkan dan meninjau kebijakan backup. Menyetujui restore ke lokasi produksi. Menyimpan copy offline encryption key (USULAN). Menganalisis akar penyebab uji restore yang gagal. Memeriksa pelaksanaan uji restore pelanggan tiap bulan. Memasukkan ringkasan uji restore ke SNX-OPS-RPT-01 (USULAN). Memantau empat indikator kinerja di bagian 8.</w:t>
+              <w:jc w:val="left"/>
+              <w:rPr>
+                <w:sz w:val="24"/>
+                <w:szCs w:val="24"/>
+              </w:rPr>
+            </w:pPr>
+            <w:r>
+              <w:rPr>
+                <w:b w:val="0"/>
+                <w:sz w:val="24"/>
+                <w:szCs w:val="24"/>
+              </w:rPr>
+              <w:t>Pemilik SOP. Menetapkan dan meninjau kebijakan backup. Menyetujui restore ke lokasi produksi. Menyimpan copy offline encryption key (USULAN). Menganalisis root cause (akar penyebab) uji restore yang gagal. Memeriksa pelaksanaan uji restore pelanggan tiap bulan. Memasukkan ringkasan uji restore ke SNX-OPS-RPT-01 (USULAN). Memantau empat indikator kinerja di bagian 8.</w:t>
             </w:r>
           </w:p>
         </w:tc>
@@ -4296,7 +4406,7 @@
           </w:tcPr>
           <w:p>
             <w:pPr>
-              <w:jc w:val="both"/>
+              <w:jc w:val="left"/>
               <w:rPr>
                 <w:sz w:val="24"/>
                 <w:szCs w:val="24"/>
@@ -4315,6 +4425,7 @@
       </w:tr>
       <w:tr>
         <w:trPr>
+          <w:cantSplit/>
           <w:jc w:val="center"/>
         </w:trPr>
         <w:tc>
@@ -4360,19 +4471,19 @@
           </w:tcPr>
           <w:p>
             <w:pPr>
-              <w:jc w:val="both"/>
-              <w:rPr>
-                <w:sz w:val="24"/>
-                <w:szCs w:val="24"/>
-              </w:rPr>
-            </w:pPr>
-            <w:r>
-              <w:rPr>
-                <w:b w:val="0"/>
-                <w:sz w:val="24"/>
-                <w:szCs w:val="24"/>
-              </w:rPr>
-              <w:t>Memantau job, menangani kegagalan, melaksanakan restore dan uji restore, mengisi log. Mendaftarkan job dan sistem sumbernya. Mencatat permintaan restore sebagai tiket. Mengekspor atau menghapus backup pelanggan di platform backup saat offboarding (USULAN). Memusnahkan media backup fisik yang tidak terpakai (USULAN).</w:t>
+              <w:jc w:val="left"/>
+              <w:rPr>
+                <w:sz w:val="24"/>
+                <w:szCs w:val="24"/>
+              </w:rPr>
+            </w:pPr>
+            <w:r>
+              <w:rPr>
+                <w:b w:val="0"/>
+                <w:sz w:val="24"/>
+                <w:szCs w:val="24"/>
+              </w:rPr>
+              <w:t>Memantau job, menangani kegagalan, melaksanakan restore dan uji restore, mengisi log. Mendaftarkan job dan sistem sumbernya. Mencatat permintaan restore sebagai ticket. Mengekspor atau menghapus backup pelanggan di platform backup saat offboarding (USULAN). Memusnahkan media backup fisik yang tidak terpakai (USULAN).</w:t>
             </w:r>
           </w:p>
         </w:tc>
@@ -4390,7 +4501,7 @@
           </w:tcPr>
           <w:p>
             <w:pPr>
-              <w:jc w:val="both"/>
+              <w:jc w:val="left"/>
               <w:rPr>
                 <w:sz w:val="24"/>
                 <w:szCs w:val="24"/>
@@ -4409,6 +4520,7 @@
       </w:tr>
       <w:tr>
         <w:trPr>
+          <w:cantSplit/>
           <w:jc w:val="center"/>
         </w:trPr>
         <w:tc>
@@ -4454,19 +4566,19 @@
           </w:tcPr>
           <w:p>
             <w:pPr>
-              <w:jc w:val="both"/>
-              <w:rPr>
-                <w:sz w:val="24"/>
-                <w:szCs w:val="24"/>
-              </w:rPr>
-            </w:pPr>
-            <w:r>
-              <w:rPr>
-                <w:b w:val="0"/>
-                <w:sz w:val="24"/>
-                <w:szCs w:val="24"/>
-              </w:rPr>
-              <w:t>Mencatat parameter backup pelanggan dari kontrak. Melaporkan hasil uji restore di laporan bulanan pelanggan. Mencatat isi kontrak soal penyerahan atau penghapusan backup, menyerahkan backup ke pelanggan, dan membuat berita acara saat offboarding.</w:t>
+              <w:jc w:val="left"/>
+              <w:rPr>
+                <w:sz w:val="24"/>
+                <w:szCs w:val="24"/>
+              </w:rPr>
+            </w:pPr>
+            <w:r>
+              <w:rPr>
+                <w:b w:val="0"/>
+                <w:sz w:val="24"/>
+                <w:szCs w:val="24"/>
+              </w:rPr>
+              <w:t>Mencatat parameter backup pelanggan dari kontrak. Melaporkan hasil uji restore di laporan bulanan pelanggan. Mencatat isi kontrak tentang penyerahan atau penghapusan backup, menyerahkan backup ke pelanggan, dan membuat berita acara saat offboarding.</w:t>
             </w:r>
           </w:p>
         </w:tc>
@@ -4484,7 +4596,7 @@
           </w:tcPr>
           <w:p>
             <w:pPr>
-              <w:jc w:val="both"/>
+              <w:jc w:val="left"/>
               <w:rPr>
                 <w:sz w:val="24"/>
                 <w:szCs w:val="24"/>
@@ -4503,6 +4615,7 @@
       </w:tr>
       <w:tr>
         <w:trPr>
+          <w:cantSplit/>
           <w:jc w:val="center"/>
         </w:trPr>
         <w:tc>
@@ -4548,7 +4661,7 @@
           </w:tcPr>
           <w:p>
             <w:pPr>
-              <w:jc w:val="both"/>
+              <w:jc w:val="left"/>
               <w:rPr>
                 <w:sz w:val="24"/>
                 <w:szCs w:val="24"/>
@@ -4578,7 +4691,7 @@
           </w:tcPr>
           <w:p>
             <w:pPr>
-              <w:jc w:val="both"/>
+              <w:jc w:val="left"/>
               <w:rPr>
                 <w:sz w:val="24"/>
                 <w:szCs w:val="24"/>
@@ -4597,6 +4710,7 @@
       </w:tr>
       <w:tr>
         <w:trPr>
+          <w:cantSplit/>
           <w:jc w:val="center"/>
         </w:trPr>
         <w:tc>
@@ -4642,7 +4756,7 @@
           </w:tcPr>
           <w:p>
             <w:pPr>
-              <w:jc w:val="both"/>
+              <w:jc w:val="left"/>
               <w:rPr>
                 <w:sz w:val="24"/>
                 <w:szCs w:val="24"/>
@@ -4672,7 +4786,7 @@
           </w:tcPr>
           <w:p>
             <w:pPr>
-              <w:jc w:val="both"/>
+              <w:jc w:val="left"/>
               <w:rPr>
                 <w:sz w:val="24"/>
                 <w:szCs w:val="24"/>
@@ -4691,6 +4805,7 @@
       </w:tr>
       <w:tr>
         <w:trPr>
+          <w:cantSplit/>
           <w:jc w:val="center"/>
         </w:trPr>
         <w:tc>
@@ -4736,7 +4851,7 @@
           </w:tcPr>
           <w:p>
             <w:pPr>
-              <w:jc w:val="both"/>
+              <w:jc w:val="left"/>
               <w:rPr>
                 <w:sz w:val="24"/>
                 <w:szCs w:val="24"/>
@@ -4766,7 +4881,7 @@
           </w:tcPr>
           <w:p>
             <w:pPr>
-              <w:jc w:val="both"/>
+              <w:jc w:val="left"/>
               <w:rPr>
                 <w:sz w:val="24"/>
                 <w:szCs w:val="24"/>
@@ -4818,6 +4933,7 @@
     <w:p>
       <w:pPr>
         <w:pStyle w:val="Heading2"/>
+        <w:keepNext/>
         <w:numPr>
           <w:ilvl w:val="1"/>
           <w:numId w:val="7"/>
@@ -4840,27 +4956,30 @@
         <w:tblLook w:val="0400" w:firstRow="0" w:lastRow="0" w:firstColumn="0" w:lastColumn="0" w:noHBand="0" w:noVBand="1"/>
       </w:tblPr>
       <w:tblGrid>
-        <w:gridCol w:w="3367"/>
-        <w:gridCol w:w="2248"/>
-        <w:gridCol w:w="3913"/>
+        <w:gridCol w:w="4309"/>
+        <w:gridCol w:w="1927"/>
+        <w:gridCol w:w="2835"/>
       </w:tblGrid>
       <w:tr>
         <w:trPr>
+          <w:cantSplit/>
+          <w:tblHeader/>
           <w:jc w:val="center"/>
         </w:trPr>
         <w:tc>
           <w:tcPr>
-            <w:tcW w:w="3367" w:type="dxa"/>
-            <w:tcBorders>
-              <w:top w:val="single" w:sz="8" w:space="0" w:color="000000"/>
-              <w:left w:val="single" w:sz="8" w:space="0" w:color="000000"/>
-              <w:bottom w:val="single" w:sz="8" w:space="0" w:color="000000"/>
-              <w:right w:val="single" w:sz="8" w:space="0" w:color="000000"/>
-            </w:tcBorders>
-            <w:vAlign w:val="center"/>
-          </w:tcPr>
-          <w:p>
-            <w:pPr>
+            <w:tcW w:w="4309" w:type="dxa"/>
+            <w:tcBorders>
+              <w:top w:val="single" w:sz="8" w:space="0" w:color="000000"/>
+              <w:left w:val="single" w:sz="8" w:space="0" w:color="000000"/>
+              <w:bottom w:val="single" w:sz="8" w:space="0" w:color="000000"/>
+              <w:right w:val="single" w:sz="8" w:space="0" w:color="000000"/>
+            </w:tcBorders>
+            <w:vAlign w:val="center"/>
+          </w:tcPr>
+          <w:p>
+            <w:pPr>
+              <w:keepNext/>
               <w:jc w:val="center"/>
               <w:rPr>
                 <w:sz w:val="24"/>
@@ -4880,17 +4999,18 @@
         </w:tc>
         <w:tc>
           <w:tcPr>
-            <w:tcW w:w="2248" w:type="dxa"/>
-            <w:tcBorders>
-              <w:top w:val="single" w:sz="8" w:space="0" w:color="000000"/>
-              <w:left w:val="single" w:sz="8" w:space="0" w:color="000000"/>
-              <w:bottom w:val="single" w:sz="8" w:space="0" w:color="000000"/>
-              <w:right w:val="single" w:sz="8" w:space="0" w:color="000000"/>
-            </w:tcBorders>
-            <w:vAlign w:val="center"/>
-          </w:tcPr>
-          <w:p>
-            <w:pPr>
+            <w:tcW w:w="1927" w:type="dxa"/>
+            <w:tcBorders>
+              <w:top w:val="single" w:sz="8" w:space="0" w:color="000000"/>
+              <w:left w:val="single" w:sz="8" w:space="0" w:color="000000"/>
+              <w:bottom w:val="single" w:sz="8" w:space="0" w:color="000000"/>
+              <w:right w:val="single" w:sz="8" w:space="0" w:color="000000"/>
+            </w:tcBorders>
+            <w:vAlign w:val="center"/>
+          </w:tcPr>
+          <w:p>
+            <w:pPr>
+              <w:keepNext/>
               <w:jc w:val="center"/>
               <w:rPr>
                 <w:sz w:val="24"/>
@@ -4910,17 +5030,18 @@
         </w:tc>
         <w:tc>
           <w:tcPr>
-            <w:tcW w:w="3913" w:type="dxa"/>
-            <w:tcBorders>
-              <w:top w:val="single" w:sz="8" w:space="0" w:color="000000"/>
-              <w:left w:val="single" w:sz="8" w:space="0" w:color="000000"/>
-              <w:bottom w:val="single" w:sz="8" w:space="0" w:color="000000"/>
-              <w:right w:val="single" w:sz="8" w:space="0" w:color="000000"/>
-            </w:tcBorders>
-            <w:vAlign w:val="center"/>
-          </w:tcPr>
-          <w:p>
-            <w:pPr>
+            <w:tcW w:w="2835" w:type="dxa"/>
+            <w:tcBorders>
+              <w:top w:val="single" w:sz="8" w:space="0" w:color="000000"/>
+              <w:left w:val="single" w:sz="8" w:space="0" w:color="000000"/>
+              <w:bottom w:val="single" w:sz="8" w:space="0" w:color="000000"/>
+              <w:right w:val="single" w:sz="8" w:space="0" w:color="000000"/>
+            </w:tcBorders>
+            <w:vAlign w:val="center"/>
+          </w:tcPr>
+          <w:p>
+            <w:pPr>
+              <w:keepNext/>
               <w:jc w:val="center"/>
               <w:rPr>
                 <w:sz w:val="24"/>
@@ -4941,11 +5062,12 @@
       </w:tr>
       <w:tr>
         <w:trPr>
+          <w:cantSplit/>
           <w:jc w:val="center"/>
         </w:trPr>
         <w:tc>
           <w:tcPr>
-            <w:tcW w:w="3367" w:type="dxa"/>
+            <w:tcW w:w="4309" w:type="dxa"/>
             <w:tcBorders>
               <w:top w:val="single" w:sz="8" w:space="0" w:color="000000"/>
               <w:left w:val="single" w:sz="8" w:space="0" w:color="000000"/>
@@ -4973,7 +5095,7 @@
         </w:tc>
         <w:tc>
           <w:tcPr>
-            <w:tcW w:w="2248" w:type="dxa"/>
+            <w:tcW w:w="1927" w:type="dxa"/>
             <w:tcBorders>
               <w:top w:val="single" w:sz="8" w:space="0" w:color="000000"/>
               <w:left w:val="single" w:sz="8" w:space="0" w:color="000000"/>
@@ -5001,18 +5123,18 @@
         </w:tc>
         <w:tc>
           <w:tcPr>
-            <w:tcW w:w="3913" w:type="dxa"/>
-            <w:tcBorders>
-              <w:top w:val="single" w:sz="8" w:space="0" w:color="000000"/>
-              <w:left w:val="single" w:sz="8" w:space="0" w:color="000000"/>
-              <w:bottom w:val="single" w:sz="8" w:space="0" w:color="000000"/>
-              <w:right w:val="single" w:sz="8" w:space="0" w:color="000000"/>
-            </w:tcBorders>
-            <w:vAlign w:val="center"/>
-          </w:tcPr>
-          <w:p>
-            <w:pPr>
-              <w:jc w:val="both"/>
+            <w:tcW w:w="2835" w:type="dxa"/>
+            <w:tcBorders>
+              <w:top w:val="single" w:sz="8" w:space="0" w:color="000000"/>
+              <w:left w:val="single" w:sz="8" w:space="0" w:color="000000"/>
+              <w:bottom w:val="single" w:sz="8" w:space="0" w:color="000000"/>
+              <w:right w:val="single" w:sz="8" w:space="0" w:color="000000"/>
+            </w:tcBorders>
+            <w:vAlign w:val="center"/>
+          </w:tcPr>
+          <w:p>
+            <w:pPr>
+              <w:jc w:val="left"/>
               <w:rPr>
                 <w:sz w:val="24"/>
                 <w:szCs w:val="24"/>
@@ -5031,11 +5153,12 @@
       </w:tr>
       <w:tr>
         <w:trPr>
+          <w:cantSplit/>
           <w:jc w:val="center"/>
         </w:trPr>
         <w:tc>
           <w:tcPr>
-            <w:tcW w:w="3367" w:type="dxa"/>
+            <w:tcW w:w="4309" w:type="dxa"/>
             <w:tcBorders>
               <w:top w:val="single" w:sz="8" w:space="0" w:color="000000"/>
               <w:left w:val="single" w:sz="8" w:space="0" w:color="000000"/>
@@ -5063,7 +5186,7 @@
         </w:tc>
         <w:tc>
           <w:tcPr>
-            <w:tcW w:w="2248" w:type="dxa"/>
+            <w:tcW w:w="1927" w:type="dxa"/>
             <w:tcBorders>
               <w:top w:val="single" w:sz="8" w:space="0" w:color="000000"/>
               <w:left w:val="single" w:sz="8" w:space="0" w:color="000000"/>
@@ -5091,18 +5214,18 @@
         </w:tc>
         <w:tc>
           <w:tcPr>
-            <w:tcW w:w="3913" w:type="dxa"/>
-            <w:tcBorders>
-              <w:top w:val="single" w:sz="8" w:space="0" w:color="000000"/>
-              <w:left w:val="single" w:sz="8" w:space="0" w:color="000000"/>
-              <w:bottom w:val="single" w:sz="8" w:space="0" w:color="000000"/>
-              <w:right w:val="single" w:sz="8" w:space="0" w:color="000000"/>
-            </w:tcBorders>
-            <w:vAlign w:val="center"/>
-          </w:tcPr>
-          <w:p>
-            <w:pPr>
-              <w:jc w:val="both"/>
+            <w:tcW w:w="2835" w:type="dxa"/>
+            <w:tcBorders>
+              <w:top w:val="single" w:sz="8" w:space="0" w:color="000000"/>
+              <w:left w:val="single" w:sz="8" w:space="0" w:color="000000"/>
+              <w:bottom w:val="single" w:sz="8" w:space="0" w:color="000000"/>
+              <w:right w:val="single" w:sz="8" w:space="0" w:color="000000"/>
+            </w:tcBorders>
+            <w:vAlign w:val="center"/>
+          </w:tcPr>
+          <w:p>
+            <w:pPr>
+              <w:jc w:val="left"/>
               <w:rPr>
                 <w:sz w:val="24"/>
                 <w:szCs w:val="24"/>
@@ -5121,11 +5244,12 @@
       </w:tr>
       <w:tr>
         <w:trPr>
+          <w:cantSplit/>
           <w:jc w:val="center"/>
         </w:trPr>
         <w:tc>
           <w:tcPr>
-            <w:tcW w:w="3367" w:type="dxa"/>
+            <w:tcW w:w="4309" w:type="dxa"/>
             <w:tcBorders>
               <w:top w:val="single" w:sz="8" w:space="0" w:color="000000"/>
               <w:left w:val="single" w:sz="8" w:space="0" w:color="000000"/>
@@ -5153,7 +5277,7 @@
         </w:tc>
         <w:tc>
           <w:tcPr>
-            <w:tcW w:w="2248" w:type="dxa"/>
+            <w:tcW w:w="1927" w:type="dxa"/>
             <w:tcBorders>
               <w:top w:val="single" w:sz="8" w:space="0" w:color="000000"/>
               <w:left w:val="single" w:sz="8" w:space="0" w:color="000000"/>
@@ -5181,18 +5305,18 @@
         </w:tc>
         <w:tc>
           <w:tcPr>
-            <w:tcW w:w="3913" w:type="dxa"/>
-            <w:tcBorders>
-              <w:top w:val="single" w:sz="8" w:space="0" w:color="000000"/>
-              <w:left w:val="single" w:sz="8" w:space="0" w:color="000000"/>
-              <w:bottom w:val="single" w:sz="8" w:space="0" w:color="000000"/>
-              <w:right w:val="single" w:sz="8" w:space="0" w:color="000000"/>
-            </w:tcBorders>
-            <w:vAlign w:val="center"/>
-          </w:tcPr>
-          <w:p>
-            <w:pPr>
-              <w:jc w:val="both"/>
+            <w:tcW w:w="2835" w:type="dxa"/>
+            <w:tcBorders>
+              <w:top w:val="single" w:sz="8" w:space="0" w:color="000000"/>
+              <w:left w:val="single" w:sz="8" w:space="0" w:color="000000"/>
+              <w:bottom w:val="single" w:sz="8" w:space="0" w:color="000000"/>
+              <w:right w:val="single" w:sz="8" w:space="0" w:color="000000"/>
+            </w:tcBorders>
+            <w:vAlign w:val="center"/>
+          </w:tcPr>
+          <w:p>
+            <w:pPr>
+              <w:jc w:val="left"/>
               <w:rPr>
                 <w:sz w:val="24"/>
                 <w:szCs w:val="24"/>
@@ -5211,11 +5335,12 @@
       </w:tr>
       <w:tr>
         <w:trPr>
+          <w:cantSplit/>
           <w:jc w:val="center"/>
         </w:trPr>
         <w:tc>
           <w:tcPr>
-            <w:tcW w:w="3367" w:type="dxa"/>
+            <w:tcW w:w="4309" w:type="dxa"/>
             <w:tcBorders>
               <w:top w:val="single" w:sz="8" w:space="0" w:color="000000"/>
               <w:left w:val="single" w:sz="8" w:space="0" w:color="000000"/>
@@ -5243,7 +5368,7 @@
         </w:tc>
         <w:tc>
           <w:tcPr>
-            <w:tcW w:w="2248" w:type="dxa"/>
+            <w:tcW w:w="1927" w:type="dxa"/>
             <w:tcBorders>
               <w:top w:val="single" w:sz="8" w:space="0" w:color="000000"/>
               <w:left w:val="single" w:sz="8" w:space="0" w:color="000000"/>
@@ -5271,18 +5396,18 @@
         </w:tc>
         <w:tc>
           <w:tcPr>
-            <w:tcW w:w="3913" w:type="dxa"/>
-            <w:tcBorders>
-              <w:top w:val="single" w:sz="8" w:space="0" w:color="000000"/>
-              <w:left w:val="single" w:sz="8" w:space="0" w:color="000000"/>
-              <w:bottom w:val="single" w:sz="8" w:space="0" w:color="000000"/>
-              <w:right w:val="single" w:sz="8" w:space="0" w:color="000000"/>
-            </w:tcBorders>
-            <w:vAlign w:val="center"/>
-          </w:tcPr>
-          <w:p>
-            <w:pPr>
-              <w:jc w:val="both"/>
+            <w:tcW w:w="2835" w:type="dxa"/>
+            <w:tcBorders>
+              <w:top w:val="single" w:sz="8" w:space="0" w:color="000000"/>
+              <w:left w:val="single" w:sz="8" w:space="0" w:color="000000"/>
+              <w:bottom w:val="single" w:sz="8" w:space="0" w:color="000000"/>
+              <w:right w:val="single" w:sz="8" w:space="0" w:color="000000"/>
+            </w:tcBorders>
+            <w:vAlign w:val="center"/>
+          </w:tcPr>
+          <w:p>
+            <w:pPr>
+              <w:jc w:val="left"/>
               <w:rPr>
                 <w:sz w:val="24"/>
                 <w:szCs w:val="24"/>
@@ -5301,11 +5426,12 @@
       </w:tr>
       <w:tr>
         <w:trPr>
+          <w:cantSplit/>
           <w:jc w:val="center"/>
         </w:trPr>
         <w:tc>
           <w:tcPr>
-            <w:tcW w:w="3367" w:type="dxa"/>
+            <w:tcW w:w="4309" w:type="dxa"/>
             <w:tcBorders>
               <w:top w:val="single" w:sz="8" w:space="0" w:color="000000"/>
               <w:left w:val="single" w:sz="8" w:space="0" w:color="000000"/>
@@ -5333,7 +5459,7 @@
         </w:tc>
         <w:tc>
           <w:tcPr>
-            <w:tcW w:w="2248" w:type="dxa"/>
+            <w:tcW w:w="1927" w:type="dxa"/>
             <w:tcBorders>
               <w:top w:val="single" w:sz="8" w:space="0" w:color="000000"/>
               <w:left w:val="single" w:sz="8" w:space="0" w:color="000000"/>
@@ -5361,18 +5487,18 @@
         </w:tc>
         <w:tc>
           <w:tcPr>
-            <w:tcW w:w="3913" w:type="dxa"/>
-            <w:tcBorders>
-              <w:top w:val="single" w:sz="8" w:space="0" w:color="000000"/>
-              <w:left w:val="single" w:sz="8" w:space="0" w:color="000000"/>
-              <w:bottom w:val="single" w:sz="8" w:space="0" w:color="000000"/>
-              <w:right w:val="single" w:sz="8" w:space="0" w:color="000000"/>
-            </w:tcBorders>
-            <w:vAlign w:val="center"/>
-          </w:tcPr>
-          <w:p>
-            <w:pPr>
-              <w:jc w:val="both"/>
+            <w:tcW w:w="2835" w:type="dxa"/>
+            <w:tcBorders>
+              <w:top w:val="single" w:sz="8" w:space="0" w:color="000000"/>
+              <w:left w:val="single" w:sz="8" w:space="0" w:color="000000"/>
+              <w:bottom w:val="single" w:sz="8" w:space="0" w:color="000000"/>
+              <w:right w:val="single" w:sz="8" w:space="0" w:color="000000"/>
+            </w:tcBorders>
+            <w:vAlign w:val="center"/>
+          </w:tcPr>
+          <w:p>
+            <w:pPr>
+              <w:jc w:val="left"/>
               <w:rPr>
                 <w:sz w:val="24"/>
                 <w:szCs w:val="24"/>
@@ -5391,11 +5517,12 @@
       </w:tr>
       <w:tr>
         <w:trPr>
+          <w:cantSplit/>
           <w:jc w:val="center"/>
         </w:trPr>
         <w:tc>
           <w:tcPr>
-            <w:tcW w:w="3367" w:type="dxa"/>
+            <w:tcW w:w="4309" w:type="dxa"/>
             <w:tcBorders>
               <w:top w:val="single" w:sz="8" w:space="0" w:color="000000"/>
               <w:left w:val="single" w:sz="8" w:space="0" w:color="000000"/>
@@ -5423,7 +5550,7 @@
         </w:tc>
         <w:tc>
           <w:tcPr>
-            <w:tcW w:w="2248" w:type="dxa"/>
+            <w:tcW w:w="1927" w:type="dxa"/>
             <w:tcBorders>
               <w:top w:val="single" w:sz="8" w:space="0" w:color="000000"/>
               <w:left w:val="single" w:sz="8" w:space="0" w:color="000000"/>
@@ -5451,18 +5578,18 @@
         </w:tc>
         <w:tc>
           <w:tcPr>
-            <w:tcW w:w="3913" w:type="dxa"/>
-            <w:tcBorders>
-              <w:top w:val="single" w:sz="8" w:space="0" w:color="000000"/>
-              <w:left w:val="single" w:sz="8" w:space="0" w:color="000000"/>
-              <w:bottom w:val="single" w:sz="8" w:space="0" w:color="000000"/>
-              <w:right w:val="single" w:sz="8" w:space="0" w:color="000000"/>
-            </w:tcBorders>
-            <w:vAlign w:val="center"/>
-          </w:tcPr>
-          <w:p>
-            <w:pPr>
-              <w:jc w:val="both"/>
+            <w:tcW w:w="2835" w:type="dxa"/>
+            <w:tcBorders>
+              <w:top w:val="single" w:sz="8" w:space="0" w:color="000000"/>
+              <w:left w:val="single" w:sz="8" w:space="0" w:color="000000"/>
+              <w:bottom w:val="single" w:sz="8" w:space="0" w:color="000000"/>
+              <w:right w:val="single" w:sz="8" w:space="0" w:color="000000"/>
+            </w:tcBorders>
+            <w:vAlign w:val="center"/>
+          </w:tcPr>
+          <w:p>
+            <w:pPr>
+              <w:jc w:val="left"/>
               <w:rPr>
                 <w:sz w:val="24"/>
                 <w:szCs w:val="24"/>
@@ -5507,6 +5634,7 @@
     <w:p>
       <w:pPr>
         <w:pStyle w:val="Heading2"/>
+        <w:keepNext/>
         <w:numPr>
           <w:ilvl w:val="1"/>
           <w:numId w:val="7"/>
@@ -5527,27 +5655,30 @@
         <w:tblLook w:val="0400" w:firstRow="0" w:lastRow="0" w:firstColumn="0" w:lastColumn="0" w:noHBand="0" w:noVBand="1"/>
       </w:tblPr>
       <w:tblGrid>
-        <w:gridCol w:w="3367"/>
-        <w:gridCol w:w="2248"/>
-        <w:gridCol w:w="3913"/>
+        <w:gridCol w:w="4309"/>
+        <w:gridCol w:w="1927"/>
+        <w:gridCol w:w="2835"/>
       </w:tblGrid>
       <w:tr>
         <w:trPr>
+          <w:cantSplit/>
+          <w:tblHeader/>
           <w:jc w:val="center"/>
         </w:trPr>
         <w:tc>
           <w:tcPr>
-            <w:tcW w:w="3367" w:type="dxa"/>
-            <w:tcBorders>
-              <w:top w:val="single" w:sz="8" w:space="0" w:color="000000"/>
-              <w:left w:val="single" w:sz="8" w:space="0" w:color="000000"/>
-              <w:bottom w:val="single" w:sz="8" w:space="0" w:color="000000"/>
-              <w:right w:val="single" w:sz="8" w:space="0" w:color="000000"/>
-            </w:tcBorders>
-            <w:vAlign w:val="center"/>
-          </w:tcPr>
-          <w:p>
-            <w:pPr>
+            <w:tcW w:w="4309" w:type="dxa"/>
+            <w:tcBorders>
+              <w:top w:val="single" w:sz="8" w:space="0" w:color="000000"/>
+              <w:left w:val="single" w:sz="8" w:space="0" w:color="000000"/>
+              <w:bottom w:val="single" w:sz="8" w:space="0" w:color="000000"/>
+              <w:right w:val="single" w:sz="8" w:space="0" w:color="000000"/>
+            </w:tcBorders>
+            <w:vAlign w:val="center"/>
+          </w:tcPr>
+          <w:p>
+            <w:pPr>
+              <w:keepNext/>
               <w:jc w:val="center"/>
               <w:rPr>
                 <w:sz w:val="24"/>
@@ -5567,17 +5698,18 @@
         </w:tc>
         <w:tc>
           <w:tcPr>
-            <w:tcW w:w="2248" w:type="dxa"/>
-            <w:tcBorders>
-              <w:top w:val="single" w:sz="8" w:space="0" w:color="000000"/>
-              <w:left w:val="single" w:sz="8" w:space="0" w:color="000000"/>
-              <w:bottom w:val="single" w:sz="8" w:space="0" w:color="000000"/>
-              <w:right w:val="single" w:sz="8" w:space="0" w:color="000000"/>
-            </w:tcBorders>
-            <w:vAlign w:val="center"/>
-          </w:tcPr>
-          <w:p>
-            <w:pPr>
+            <w:tcW w:w="1927" w:type="dxa"/>
+            <w:tcBorders>
+              <w:top w:val="single" w:sz="8" w:space="0" w:color="000000"/>
+              <w:left w:val="single" w:sz="8" w:space="0" w:color="000000"/>
+              <w:bottom w:val="single" w:sz="8" w:space="0" w:color="000000"/>
+              <w:right w:val="single" w:sz="8" w:space="0" w:color="000000"/>
+            </w:tcBorders>
+            <w:vAlign w:val="center"/>
+          </w:tcPr>
+          <w:p>
+            <w:pPr>
+              <w:keepNext/>
               <w:jc w:val="center"/>
               <w:rPr>
                 <w:sz w:val="24"/>
@@ -5597,17 +5729,18 @@
         </w:tc>
         <w:tc>
           <w:tcPr>
-            <w:tcW w:w="3913" w:type="dxa"/>
-            <w:tcBorders>
-              <w:top w:val="single" w:sz="8" w:space="0" w:color="000000"/>
-              <w:left w:val="single" w:sz="8" w:space="0" w:color="000000"/>
-              <w:bottom w:val="single" w:sz="8" w:space="0" w:color="000000"/>
-              <w:right w:val="single" w:sz="8" w:space="0" w:color="000000"/>
-            </w:tcBorders>
-            <w:vAlign w:val="center"/>
-          </w:tcPr>
-          <w:p>
-            <w:pPr>
+            <w:tcW w:w="2835" w:type="dxa"/>
+            <w:tcBorders>
+              <w:top w:val="single" w:sz="8" w:space="0" w:color="000000"/>
+              <w:left w:val="single" w:sz="8" w:space="0" w:color="000000"/>
+              <w:bottom w:val="single" w:sz="8" w:space="0" w:color="000000"/>
+              <w:right w:val="single" w:sz="8" w:space="0" w:color="000000"/>
+            </w:tcBorders>
+            <w:vAlign w:val="center"/>
+          </w:tcPr>
+          <w:p>
+            <w:pPr>
+              <w:keepNext/>
               <w:jc w:val="center"/>
               <w:rPr>
                 <w:sz w:val="24"/>
@@ -5628,11 +5761,12 @@
       </w:tr>
       <w:tr>
         <w:trPr>
+          <w:cantSplit/>
           <w:jc w:val="center"/>
         </w:trPr>
         <w:tc>
           <w:tcPr>
-            <w:tcW w:w="3367" w:type="dxa"/>
+            <w:tcW w:w="4309" w:type="dxa"/>
             <w:tcBorders>
               <w:top w:val="single" w:sz="8" w:space="0" w:color="000000"/>
               <w:left w:val="single" w:sz="8" w:space="0" w:color="000000"/>
@@ -5660,7 +5794,7 @@
         </w:tc>
         <w:tc>
           <w:tcPr>
-            <w:tcW w:w="2248" w:type="dxa"/>
+            <w:tcW w:w="1927" w:type="dxa"/>
             <w:tcBorders>
               <w:top w:val="single" w:sz="8" w:space="0" w:color="000000"/>
               <w:left w:val="single" w:sz="8" w:space="0" w:color="000000"/>
@@ -5688,18 +5822,18 @@
         </w:tc>
         <w:tc>
           <w:tcPr>
-            <w:tcW w:w="3913" w:type="dxa"/>
-            <w:tcBorders>
-              <w:top w:val="single" w:sz="8" w:space="0" w:color="000000"/>
-              <w:left w:val="single" w:sz="8" w:space="0" w:color="000000"/>
-              <w:bottom w:val="single" w:sz="8" w:space="0" w:color="000000"/>
-              <w:right w:val="single" w:sz="8" w:space="0" w:color="000000"/>
-            </w:tcBorders>
-            <w:vAlign w:val="center"/>
-          </w:tcPr>
-          <w:p>
-            <w:pPr>
-              <w:jc w:val="both"/>
+            <w:tcW w:w="2835" w:type="dxa"/>
+            <w:tcBorders>
+              <w:top w:val="single" w:sz="8" w:space="0" w:color="000000"/>
+              <w:left w:val="single" w:sz="8" w:space="0" w:color="000000"/>
+              <w:bottom w:val="single" w:sz="8" w:space="0" w:color="000000"/>
+              <w:right w:val="single" w:sz="8" w:space="0" w:color="000000"/>
+            </w:tcBorders>
+            <w:vAlign w:val="center"/>
+          </w:tcPr>
+          <w:p>
+            <w:pPr>
+              <w:jc w:val="left"/>
               <w:rPr>
                 <w:sz w:val="24"/>
                 <w:szCs w:val="24"/>
@@ -5718,11 +5852,12 @@
       </w:tr>
       <w:tr>
         <w:trPr>
+          <w:cantSplit/>
           <w:jc w:val="center"/>
         </w:trPr>
         <w:tc>
           <w:tcPr>
-            <w:tcW w:w="3367" w:type="dxa"/>
+            <w:tcW w:w="4309" w:type="dxa"/>
             <w:tcBorders>
               <w:top w:val="single" w:sz="8" w:space="0" w:color="000000"/>
               <w:left w:val="single" w:sz="8" w:space="0" w:color="000000"/>
@@ -5750,7 +5885,7 @@
         </w:tc>
         <w:tc>
           <w:tcPr>
-            <w:tcW w:w="2248" w:type="dxa"/>
+            <w:tcW w:w="1927" w:type="dxa"/>
             <w:tcBorders>
               <w:top w:val="single" w:sz="8" w:space="0" w:color="000000"/>
               <w:left w:val="single" w:sz="8" w:space="0" w:color="000000"/>
@@ -5778,18 +5913,18 @@
         </w:tc>
         <w:tc>
           <w:tcPr>
-            <w:tcW w:w="3913" w:type="dxa"/>
-            <w:tcBorders>
-              <w:top w:val="single" w:sz="8" w:space="0" w:color="000000"/>
-              <w:left w:val="single" w:sz="8" w:space="0" w:color="000000"/>
-              <w:bottom w:val="single" w:sz="8" w:space="0" w:color="000000"/>
-              <w:right w:val="single" w:sz="8" w:space="0" w:color="000000"/>
-            </w:tcBorders>
-            <w:vAlign w:val="center"/>
-          </w:tcPr>
-          <w:p>
-            <w:pPr>
-              <w:jc w:val="both"/>
+            <w:tcW w:w="2835" w:type="dxa"/>
+            <w:tcBorders>
+              <w:top w:val="single" w:sz="8" w:space="0" w:color="000000"/>
+              <w:left w:val="single" w:sz="8" w:space="0" w:color="000000"/>
+              <w:bottom w:val="single" w:sz="8" w:space="0" w:color="000000"/>
+              <w:right w:val="single" w:sz="8" w:space="0" w:color="000000"/>
+            </w:tcBorders>
+            <w:vAlign w:val="center"/>
+          </w:tcPr>
+          <w:p>
+            <w:pPr>
+              <w:jc w:val="left"/>
               <w:rPr>
                 <w:sz w:val="24"/>
                 <w:szCs w:val="24"/>
@@ -5808,11 +5943,12 @@
       </w:tr>
       <w:tr>
         <w:trPr>
+          <w:cantSplit/>
           <w:jc w:val="center"/>
         </w:trPr>
         <w:tc>
           <w:tcPr>
-            <w:tcW w:w="3367" w:type="dxa"/>
+            <w:tcW w:w="4309" w:type="dxa"/>
             <w:tcBorders>
               <w:top w:val="single" w:sz="8" w:space="0" w:color="000000"/>
               <w:left w:val="single" w:sz="8" w:space="0" w:color="000000"/>
@@ -5840,7 +5976,7 @@
         </w:tc>
         <w:tc>
           <w:tcPr>
-            <w:tcW w:w="2248" w:type="dxa"/>
+            <w:tcW w:w="1927" w:type="dxa"/>
             <w:tcBorders>
               <w:top w:val="single" w:sz="8" w:space="0" w:color="000000"/>
               <w:left w:val="single" w:sz="8" w:space="0" w:color="000000"/>
@@ -5868,69 +6004,70 @@
         </w:tc>
         <w:tc>
           <w:tcPr>
-            <w:tcW w:w="3913" w:type="dxa"/>
-            <w:tcBorders>
-              <w:top w:val="single" w:sz="8" w:space="0" w:color="000000"/>
-              <w:left w:val="single" w:sz="8" w:space="0" w:color="000000"/>
-              <w:bottom w:val="single" w:sz="8" w:space="0" w:color="000000"/>
-              <w:right w:val="single" w:sz="8" w:space="0" w:color="000000"/>
-            </w:tcBorders>
-            <w:vAlign w:val="center"/>
-          </w:tcPr>
-          <w:p>
-            <w:pPr>
-              <w:jc w:val="both"/>
-              <w:rPr>
-                <w:sz w:val="24"/>
-                <w:szCs w:val="24"/>
-              </w:rPr>
-            </w:pPr>
-            <w:r>
-              <w:rPr>
-                <w:b w:val="0"/>
-                <w:sz w:val="24"/>
-                <w:szCs w:val="24"/>
-              </w:rPr>
-              <w:t>Job dijalankan ulang; tindakan di kolom Tindakan bila gagal, sheet Backup Log</w:t>
+            <w:tcW w:w="2835" w:type="dxa"/>
+            <w:tcBorders>
+              <w:top w:val="single" w:sz="8" w:space="0" w:color="000000"/>
+              <w:left w:val="single" w:sz="8" w:space="0" w:color="000000"/>
+              <w:bottom w:val="single" w:sz="8" w:space="0" w:color="000000"/>
+              <w:right w:val="single" w:sz="8" w:space="0" w:color="000000"/>
+            </w:tcBorders>
+            <w:vAlign w:val="center"/>
+          </w:tcPr>
+          <w:p>
+            <w:pPr>
+              <w:jc w:val="left"/>
+              <w:rPr>
+                <w:sz w:val="24"/>
+                <w:szCs w:val="24"/>
+              </w:rPr>
+            </w:pPr>
+            <w:r>
+              <w:rPr>
+                <w:b w:val="0"/>
+                <w:sz w:val="24"/>
+                <w:szCs w:val="24"/>
+              </w:rPr>
+              <w:t>Job dijalankan ulang; tindakan di kolom Tindakan jika gagal, sheet Backup Log</w:t>
             </w:r>
           </w:p>
         </w:tc>
       </w:tr>
       <w:tr>
         <w:trPr>
+          <w:cantSplit/>
           <w:jc w:val="center"/>
         </w:trPr>
         <w:tc>
           <w:tcPr>
-            <w:tcW w:w="3367" w:type="dxa"/>
-            <w:tcBorders>
-              <w:top w:val="single" w:sz="8" w:space="0" w:color="000000"/>
-              <w:left w:val="single" w:sz="8" w:space="0" w:color="000000"/>
-              <w:bottom w:val="single" w:sz="8" w:space="0" w:color="000000"/>
-              <w:right w:val="single" w:sz="8" w:space="0" w:color="000000"/>
-            </w:tcBorders>
-            <w:vAlign w:val="center"/>
-          </w:tcPr>
-          <w:p>
-            <w:pPr>
-              <w:rPr>
-                <w:sz w:val="24"/>
-                <w:szCs w:val="24"/>
-              </w:rPr>
-            </w:pPr>
-            <w:r>
-              <w:rPr>
-                <w:b w:val="0"/>
-                <w:sz w:val="24"/>
-                <w:szCs w:val="24"/>
-              </w:rPr>
-              <w:t>4. Buat tiket P2 di Zammad bila job gagal 2 kali berturut-turut, sesuai SNX-OPS-SOP-04.</w:t>
-            </w:r>
-          </w:p>
-        </w:tc>
-        <w:tc>
-          <w:tcPr>
-            <w:tcW w:w="2248" w:type="dxa"/>
+            <w:tcW w:w="4309" w:type="dxa"/>
+            <w:tcBorders>
+              <w:top w:val="single" w:sz="8" w:space="0" w:color="000000"/>
+              <w:left w:val="single" w:sz="8" w:space="0" w:color="000000"/>
+              <w:bottom w:val="single" w:sz="8" w:space="0" w:color="000000"/>
+              <w:right w:val="single" w:sz="8" w:space="0" w:color="000000"/>
+            </w:tcBorders>
+            <w:vAlign w:val="center"/>
+          </w:tcPr>
+          <w:p>
+            <w:pPr>
+              <w:rPr>
+                <w:sz w:val="24"/>
+                <w:szCs w:val="24"/>
+              </w:rPr>
+            </w:pPr>
+            <w:r>
+              <w:rPr>
+                <w:b w:val="0"/>
+                <w:sz w:val="24"/>
+                <w:szCs w:val="24"/>
+              </w:rPr>
+              <w:t>4. Buat ticket P2 di Zammad jika job gagal 2 kali berturut-turut, sesuai SNX-OPS-SOP-04.</w:t>
+            </w:r>
+          </w:p>
+        </w:tc>
+        <w:tc>
+          <w:tcPr>
+            <w:tcW w:w="1927" w:type="dxa"/>
             <w:tcBorders>
               <w:top w:val="single" w:sz="8" w:space="0" w:color="000000"/>
               <w:left w:val="single" w:sz="8" w:space="0" w:color="000000"/>
@@ -5958,41 +6095,42 @@
         </w:tc>
         <w:tc>
           <w:tcPr>
-            <w:tcW w:w="3913" w:type="dxa"/>
-            <w:tcBorders>
-              <w:top w:val="single" w:sz="8" w:space="0" w:color="000000"/>
-              <w:left w:val="single" w:sz="8" w:space="0" w:color="000000"/>
-              <w:bottom w:val="single" w:sz="8" w:space="0" w:color="000000"/>
-              <w:right w:val="single" w:sz="8" w:space="0" w:color="000000"/>
-            </w:tcBorders>
-            <w:vAlign w:val="center"/>
-          </w:tcPr>
-          <w:p>
-            <w:pPr>
-              <w:jc w:val="both"/>
-              <w:rPr>
-                <w:sz w:val="24"/>
-                <w:szCs w:val="24"/>
-              </w:rPr>
-            </w:pPr>
-            <w:r>
-              <w:rPr>
-                <w:b w:val="0"/>
-                <w:sz w:val="24"/>
-                <w:szCs w:val="24"/>
-              </w:rPr>
-              <w:t>Tiket P2; Ref tiket di sheet Backup Log; baris di SNX-OPS-FRM-08</w:t>
+            <w:tcW w:w="2835" w:type="dxa"/>
+            <w:tcBorders>
+              <w:top w:val="single" w:sz="8" w:space="0" w:color="000000"/>
+              <w:left w:val="single" w:sz="8" w:space="0" w:color="000000"/>
+              <w:bottom w:val="single" w:sz="8" w:space="0" w:color="000000"/>
+              <w:right w:val="single" w:sz="8" w:space="0" w:color="000000"/>
+            </w:tcBorders>
+            <w:vAlign w:val="center"/>
+          </w:tcPr>
+          <w:p>
+            <w:pPr>
+              <w:jc w:val="left"/>
+              <w:rPr>
+                <w:sz w:val="24"/>
+                <w:szCs w:val="24"/>
+              </w:rPr>
+            </w:pPr>
+            <w:r>
+              <w:rPr>
+                <w:b w:val="0"/>
+                <w:sz w:val="24"/>
+                <w:szCs w:val="24"/>
+              </w:rPr>
+              <w:t>Ticket P2; Ref ticket di sheet Backup Log; baris di SNX-OPS-FRM-08</w:t>
             </w:r>
           </w:p>
         </w:tc>
       </w:tr>
       <w:tr>
         <w:trPr>
+          <w:cantSplit/>
           <w:jc w:val="center"/>
         </w:trPr>
         <w:tc>
           <w:tcPr>
-            <w:tcW w:w="3367" w:type="dxa"/>
+            <w:tcW w:w="4309" w:type="dxa"/>
             <w:tcBorders>
               <w:top w:val="single" w:sz="8" w:space="0" w:color="000000"/>
               <w:left w:val="single" w:sz="8" w:space="0" w:color="000000"/>
@@ -6020,7 +6158,7 @@
         </w:tc>
         <w:tc>
           <w:tcPr>
-            <w:tcW w:w="2248" w:type="dxa"/>
+            <w:tcW w:w="1927" w:type="dxa"/>
             <w:tcBorders>
               <w:top w:val="single" w:sz="8" w:space="0" w:color="000000"/>
               <w:left w:val="single" w:sz="8" w:space="0" w:color="000000"/>
@@ -6048,41 +6186,42 @@
         </w:tc>
         <w:tc>
           <w:tcPr>
-            <w:tcW w:w="3913" w:type="dxa"/>
-            <w:tcBorders>
-              <w:top w:val="single" w:sz="8" w:space="0" w:color="000000"/>
-              <w:left w:val="single" w:sz="8" w:space="0" w:color="000000"/>
-              <w:bottom w:val="single" w:sz="8" w:space="0" w:color="000000"/>
-              <w:right w:val="single" w:sz="8" w:space="0" w:color="000000"/>
-            </w:tcBorders>
-            <w:vAlign w:val="center"/>
-          </w:tcPr>
-          <w:p>
-            <w:pPr>
-              <w:jc w:val="both"/>
-              <w:rPr>
-                <w:sz w:val="24"/>
-                <w:szCs w:val="24"/>
-              </w:rPr>
-            </w:pPr>
-            <w:r>
-              <w:rPr>
-                <w:b w:val="0"/>
-                <w:sz w:val="24"/>
-                <w:szCs w:val="24"/>
-              </w:rPr>
-              <w:t>Penggunaan kapasitas repository; dicatat di tiket bila di atas 80%</w:t>
+            <w:tcW w:w="2835" w:type="dxa"/>
+            <w:tcBorders>
+              <w:top w:val="single" w:sz="8" w:space="0" w:color="000000"/>
+              <w:left w:val="single" w:sz="8" w:space="0" w:color="000000"/>
+              <w:bottom w:val="single" w:sz="8" w:space="0" w:color="000000"/>
+              <w:right w:val="single" w:sz="8" w:space="0" w:color="000000"/>
+            </w:tcBorders>
+            <w:vAlign w:val="center"/>
+          </w:tcPr>
+          <w:p>
+            <w:pPr>
+              <w:jc w:val="left"/>
+              <w:rPr>
+                <w:sz w:val="24"/>
+                <w:szCs w:val="24"/>
+              </w:rPr>
+            </w:pPr>
+            <w:r>
+              <w:rPr>
+                <w:b w:val="0"/>
+                <w:sz w:val="24"/>
+                <w:szCs w:val="24"/>
+              </w:rPr>
+              <w:t>Penggunaan kapasitas repository; dicatat di ticket jika di atas 80%</w:t>
             </w:r>
           </w:p>
         </w:tc>
       </w:tr>
       <w:tr>
         <w:trPr>
+          <w:cantSplit/>
           <w:jc w:val="center"/>
         </w:trPr>
         <w:tc>
           <w:tcPr>
-            <w:tcW w:w="3367" w:type="dxa"/>
+            <w:tcW w:w="4309" w:type="dxa"/>
             <w:tcBorders>
               <w:top w:val="single" w:sz="8" w:space="0" w:color="000000"/>
               <w:left w:val="single" w:sz="8" w:space="0" w:color="000000"/>
@@ -6110,7 +6249,7 @@
         </w:tc>
         <w:tc>
           <w:tcPr>
-            <w:tcW w:w="2248" w:type="dxa"/>
+            <w:tcW w:w="1927" w:type="dxa"/>
             <w:tcBorders>
               <w:top w:val="single" w:sz="8" w:space="0" w:color="000000"/>
               <w:left w:val="single" w:sz="8" w:space="0" w:color="000000"/>
@@ -6138,30 +6277,30 @@
         </w:tc>
         <w:tc>
           <w:tcPr>
-            <w:tcW w:w="3913" w:type="dxa"/>
-            <w:tcBorders>
-              <w:top w:val="single" w:sz="8" w:space="0" w:color="000000"/>
-              <w:left w:val="single" w:sz="8" w:space="0" w:color="000000"/>
-              <w:bottom w:val="single" w:sz="8" w:space="0" w:color="000000"/>
-              <w:right w:val="single" w:sz="8" w:space="0" w:color="000000"/>
-            </w:tcBorders>
-            <w:vAlign w:val="center"/>
-          </w:tcPr>
-          <w:p>
-            <w:pPr>
-              <w:jc w:val="both"/>
-              <w:rPr>
-                <w:sz w:val="24"/>
-                <w:szCs w:val="24"/>
-              </w:rPr>
-            </w:pPr>
-            <w:r>
-              <w:rPr>
-                <w:b w:val="0"/>
-                <w:sz w:val="24"/>
-                <w:szCs w:val="24"/>
-              </w:rPr>
-              <w:t>Tiket tindak lanjut kapasitas di Zammad (USULAN)</w:t>
+            <w:tcW w:w="2835" w:type="dxa"/>
+            <w:tcBorders>
+              <w:top w:val="single" w:sz="8" w:space="0" w:color="000000"/>
+              <w:left w:val="single" w:sz="8" w:space="0" w:color="000000"/>
+              <w:bottom w:val="single" w:sz="8" w:space="0" w:color="000000"/>
+              <w:right w:val="single" w:sz="8" w:space="0" w:color="000000"/>
+            </w:tcBorders>
+            <w:vAlign w:val="center"/>
+          </w:tcPr>
+          <w:p>
+            <w:pPr>
+              <w:jc w:val="left"/>
+              <w:rPr>
+                <w:sz w:val="24"/>
+                <w:szCs w:val="24"/>
+              </w:rPr>
+            </w:pPr>
+            <w:r>
+              <w:rPr>
+                <w:b w:val="0"/>
+                <w:sz w:val="24"/>
+                <w:szCs w:val="24"/>
+              </w:rPr>
+              <w:t>Ticket tindak lanjut kapasitas di Zammad (USULAN)</w:t>
             </w:r>
           </w:p>
         </w:tc>
@@ -6194,6 +6333,7 @@
     <w:p>
       <w:pPr>
         <w:pStyle w:val="Heading2"/>
+        <w:keepNext/>
         <w:numPr>
           <w:ilvl w:val="1"/>
           <w:numId w:val="7"/>
@@ -6214,27 +6354,30 @@
         <w:tblLook w:val="0400" w:firstRow="0" w:lastRow="0" w:firstColumn="0" w:lastColumn="0" w:noHBand="0" w:noVBand="1"/>
       </w:tblPr>
       <w:tblGrid>
-        <w:gridCol w:w="3367"/>
-        <w:gridCol w:w="2248"/>
-        <w:gridCol w:w="3913"/>
+        <w:gridCol w:w="4309"/>
+        <w:gridCol w:w="1927"/>
+        <w:gridCol w:w="2835"/>
       </w:tblGrid>
       <w:tr>
         <w:trPr>
+          <w:cantSplit/>
+          <w:tblHeader/>
           <w:jc w:val="center"/>
         </w:trPr>
         <w:tc>
           <w:tcPr>
-            <w:tcW w:w="3367" w:type="dxa"/>
-            <w:tcBorders>
-              <w:top w:val="single" w:sz="8" w:space="0" w:color="000000"/>
-              <w:left w:val="single" w:sz="8" w:space="0" w:color="000000"/>
-              <w:bottom w:val="single" w:sz="8" w:space="0" w:color="000000"/>
-              <w:right w:val="single" w:sz="8" w:space="0" w:color="000000"/>
-            </w:tcBorders>
-            <w:vAlign w:val="center"/>
-          </w:tcPr>
-          <w:p>
-            <w:pPr>
+            <w:tcW w:w="4309" w:type="dxa"/>
+            <w:tcBorders>
+              <w:top w:val="single" w:sz="8" w:space="0" w:color="000000"/>
+              <w:left w:val="single" w:sz="8" w:space="0" w:color="000000"/>
+              <w:bottom w:val="single" w:sz="8" w:space="0" w:color="000000"/>
+              <w:right w:val="single" w:sz="8" w:space="0" w:color="000000"/>
+            </w:tcBorders>
+            <w:vAlign w:val="center"/>
+          </w:tcPr>
+          <w:p>
+            <w:pPr>
+              <w:keepNext/>
               <w:jc w:val="center"/>
               <w:rPr>
                 <w:sz w:val="24"/>
@@ -6254,17 +6397,18 @@
         </w:tc>
         <w:tc>
           <w:tcPr>
-            <w:tcW w:w="2248" w:type="dxa"/>
-            <w:tcBorders>
-              <w:top w:val="single" w:sz="8" w:space="0" w:color="000000"/>
-              <w:left w:val="single" w:sz="8" w:space="0" w:color="000000"/>
-              <w:bottom w:val="single" w:sz="8" w:space="0" w:color="000000"/>
-              <w:right w:val="single" w:sz="8" w:space="0" w:color="000000"/>
-            </w:tcBorders>
-            <w:vAlign w:val="center"/>
-          </w:tcPr>
-          <w:p>
-            <w:pPr>
+            <w:tcW w:w="1927" w:type="dxa"/>
+            <w:tcBorders>
+              <w:top w:val="single" w:sz="8" w:space="0" w:color="000000"/>
+              <w:left w:val="single" w:sz="8" w:space="0" w:color="000000"/>
+              <w:bottom w:val="single" w:sz="8" w:space="0" w:color="000000"/>
+              <w:right w:val="single" w:sz="8" w:space="0" w:color="000000"/>
+            </w:tcBorders>
+            <w:vAlign w:val="center"/>
+          </w:tcPr>
+          <w:p>
+            <w:pPr>
+              <w:keepNext/>
               <w:jc w:val="center"/>
               <w:rPr>
                 <w:sz w:val="24"/>
@@ -6284,17 +6428,18 @@
         </w:tc>
         <w:tc>
           <w:tcPr>
-            <w:tcW w:w="3913" w:type="dxa"/>
-            <w:tcBorders>
-              <w:top w:val="single" w:sz="8" w:space="0" w:color="000000"/>
-              <w:left w:val="single" w:sz="8" w:space="0" w:color="000000"/>
-              <w:bottom w:val="single" w:sz="8" w:space="0" w:color="000000"/>
-              <w:right w:val="single" w:sz="8" w:space="0" w:color="000000"/>
-            </w:tcBorders>
-            <w:vAlign w:val="center"/>
-          </w:tcPr>
-          <w:p>
-            <w:pPr>
+            <w:tcW w:w="2835" w:type="dxa"/>
+            <w:tcBorders>
+              <w:top w:val="single" w:sz="8" w:space="0" w:color="000000"/>
+              <w:left w:val="single" w:sz="8" w:space="0" w:color="000000"/>
+              <w:bottom w:val="single" w:sz="8" w:space="0" w:color="000000"/>
+              <w:right w:val="single" w:sz="8" w:space="0" w:color="000000"/>
+            </w:tcBorders>
+            <w:vAlign w:val="center"/>
+          </w:tcPr>
+          <w:p>
+            <w:pPr>
+              <w:keepNext/>
               <w:jc w:val="center"/>
               <w:rPr>
                 <w:sz w:val="24"/>
@@ -6315,39 +6460,40 @@
       </w:tr>
       <w:tr>
         <w:trPr>
+          <w:cantSplit/>
           <w:jc w:val="center"/>
         </w:trPr>
         <w:tc>
           <w:tcPr>
-            <w:tcW w:w="3367" w:type="dxa"/>
-            <w:tcBorders>
-              <w:top w:val="single" w:sz="8" w:space="0" w:color="000000"/>
-              <w:left w:val="single" w:sz="8" w:space="0" w:color="000000"/>
-              <w:bottom w:val="single" w:sz="8" w:space="0" w:color="000000"/>
-              <w:right w:val="single" w:sz="8" w:space="0" w:color="000000"/>
-            </w:tcBorders>
-            <w:vAlign w:val="center"/>
-          </w:tcPr>
-          <w:p>
-            <w:pPr>
-              <w:rPr>
-                <w:sz w:val="24"/>
-                <w:szCs w:val="24"/>
-              </w:rPr>
-            </w:pPr>
-            <w:r>
-              <w:rPr>
-                <w:b w:val="0"/>
-                <w:sz w:val="24"/>
-                <w:szCs w:val="24"/>
-              </w:rPr>
-              <w:t>1. Catat permintaan restore dari PIC pelanggan yang terdaftar sebagai tiket di Zammad.</w:t>
-            </w:r>
-          </w:p>
-        </w:tc>
-        <w:tc>
-          <w:tcPr>
-            <w:tcW w:w="2248" w:type="dxa"/>
+            <w:tcW w:w="4309" w:type="dxa"/>
+            <w:tcBorders>
+              <w:top w:val="single" w:sz="8" w:space="0" w:color="000000"/>
+              <w:left w:val="single" w:sz="8" w:space="0" w:color="000000"/>
+              <w:bottom w:val="single" w:sz="8" w:space="0" w:color="000000"/>
+              <w:right w:val="single" w:sz="8" w:space="0" w:color="000000"/>
+            </w:tcBorders>
+            <w:vAlign w:val="center"/>
+          </w:tcPr>
+          <w:p>
+            <w:pPr>
+              <w:rPr>
+                <w:sz w:val="24"/>
+                <w:szCs w:val="24"/>
+              </w:rPr>
+            </w:pPr>
+            <w:r>
+              <w:rPr>
+                <w:b w:val="0"/>
+                <w:sz w:val="24"/>
+                <w:szCs w:val="24"/>
+              </w:rPr>
+              <w:t>1. Catat permintaan restore dari PIC pelanggan yang terdaftar sebagai ticket di Zammad.</w:t>
+            </w:r>
+          </w:p>
+        </w:tc>
+        <w:tc>
+          <w:tcPr>
+            <w:tcW w:w="1927" w:type="dxa"/>
             <w:tcBorders>
               <w:top w:val="single" w:sz="8" w:space="0" w:color="000000"/>
               <w:left w:val="single" w:sz="8" w:space="0" w:color="000000"/>
@@ -6375,69 +6521,70 @@
         </w:tc>
         <w:tc>
           <w:tcPr>
-            <w:tcW w:w="3913" w:type="dxa"/>
-            <w:tcBorders>
-              <w:top w:val="single" w:sz="8" w:space="0" w:color="000000"/>
-              <w:left w:val="single" w:sz="8" w:space="0" w:color="000000"/>
-              <w:bottom w:val="single" w:sz="8" w:space="0" w:color="000000"/>
-              <w:right w:val="single" w:sz="8" w:space="0" w:color="000000"/>
-            </w:tcBorders>
-            <w:vAlign w:val="center"/>
-          </w:tcPr>
-          <w:p>
-            <w:pPr>
-              <w:jc w:val="both"/>
-              <w:rPr>
-                <w:sz w:val="24"/>
-                <w:szCs w:val="24"/>
-              </w:rPr>
-            </w:pPr>
-            <w:r>
-              <w:rPr>
-                <w:b w:val="0"/>
-                <w:sz w:val="24"/>
-                <w:szCs w:val="24"/>
-              </w:rPr>
-              <w:t>Tiket permintaan restore</w:t>
+            <w:tcW w:w="2835" w:type="dxa"/>
+            <w:tcBorders>
+              <w:top w:val="single" w:sz="8" w:space="0" w:color="000000"/>
+              <w:left w:val="single" w:sz="8" w:space="0" w:color="000000"/>
+              <w:bottom w:val="single" w:sz="8" w:space="0" w:color="000000"/>
+              <w:right w:val="single" w:sz="8" w:space="0" w:color="000000"/>
+            </w:tcBorders>
+            <w:vAlign w:val="center"/>
+          </w:tcPr>
+          <w:p>
+            <w:pPr>
+              <w:jc w:val="left"/>
+              <w:rPr>
+                <w:sz w:val="24"/>
+                <w:szCs w:val="24"/>
+              </w:rPr>
+            </w:pPr>
+            <w:r>
+              <w:rPr>
+                <w:b w:val="0"/>
+                <w:sz w:val="24"/>
+                <w:szCs w:val="24"/>
+              </w:rPr>
+              <w:t>Ticket permintaan restore</w:t>
             </w:r>
           </w:p>
         </w:tc>
       </w:tr>
       <w:tr>
         <w:trPr>
+          <w:cantSplit/>
           <w:jc w:val="center"/>
         </w:trPr>
         <w:tc>
           <w:tcPr>
-            <w:tcW w:w="3367" w:type="dxa"/>
-            <w:tcBorders>
-              <w:top w:val="single" w:sz="8" w:space="0" w:color="000000"/>
-              <w:left w:val="single" w:sz="8" w:space="0" w:color="000000"/>
-              <w:bottom w:val="single" w:sz="8" w:space="0" w:color="000000"/>
-              <w:right w:val="single" w:sz="8" w:space="0" w:color="000000"/>
-            </w:tcBorders>
-            <w:vAlign w:val="center"/>
-          </w:tcPr>
-          <w:p>
-            <w:pPr>
-              <w:rPr>
-                <w:sz w:val="24"/>
-                <w:szCs w:val="24"/>
-              </w:rPr>
-            </w:pPr>
-            <w:r>
-              <w:rPr>
-                <w:b w:val="0"/>
-                <w:sz w:val="24"/>
-                <w:szCs w:val="24"/>
-              </w:rPr>
-              <w:t>2. Restore data ke lokasi uji lebih dulu bila memungkinkan, agar data terbaru tidak tertimpa.</w:t>
-            </w:r>
-          </w:p>
-        </w:tc>
-        <w:tc>
-          <w:tcPr>
-            <w:tcW w:w="2248" w:type="dxa"/>
+            <w:tcW w:w="4309" w:type="dxa"/>
+            <w:tcBorders>
+              <w:top w:val="single" w:sz="8" w:space="0" w:color="000000"/>
+              <w:left w:val="single" w:sz="8" w:space="0" w:color="000000"/>
+              <w:bottom w:val="single" w:sz="8" w:space="0" w:color="000000"/>
+              <w:right w:val="single" w:sz="8" w:space="0" w:color="000000"/>
+            </w:tcBorders>
+            <w:vAlign w:val="center"/>
+          </w:tcPr>
+          <w:p>
+            <w:pPr>
+              <w:rPr>
+                <w:sz w:val="24"/>
+                <w:szCs w:val="24"/>
+              </w:rPr>
+            </w:pPr>
+            <w:r>
+              <w:rPr>
+                <w:b w:val="0"/>
+                <w:sz w:val="24"/>
+                <w:szCs w:val="24"/>
+              </w:rPr>
+              <w:t>2. Restore data ke lokasi uji lebih dulu jika memungkinkan, agar data terbaru tidak tertimpa.</w:t>
+            </w:r>
+          </w:p>
+        </w:tc>
+        <w:tc>
+          <w:tcPr>
+            <w:tcW w:w="1927" w:type="dxa"/>
             <w:tcBorders>
               <w:top w:val="single" w:sz="8" w:space="0" w:color="000000"/>
               <w:left w:val="single" w:sz="8" w:space="0" w:color="000000"/>
@@ -6465,18 +6612,18 @@
         </w:tc>
         <w:tc>
           <w:tcPr>
-            <w:tcW w:w="3913" w:type="dxa"/>
-            <w:tcBorders>
-              <w:top w:val="single" w:sz="8" w:space="0" w:color="000000"/>
-              <w:left w:val="single" w:sz="8" w:space="0" w:color="000000"/>
-              <w:bottom w:val="single" w:sz="8" w:space="0" w:color="000000"/>
-              <w:right w:val="single" w:sz="8" w:space="0" w:color="000000"/>
-            </w:tcBorders>
-            <w:vAlign w:val="center"/>
-          </w:tcPr>
-          <w:p>
-            <w:pPr>
-              <w:jc w:val="both"/>
+            <w:tcW w:w="2835" w:type="dxa"/>
+            <w:tcBorders>
+              <w:top w:val="single" w:sz="8" w:space="0" w:color="000000"/>
+              <w:left w:val="single" w:sz="8" w:space="0" w:color="000000"/>
+              <w:bottom w:val="single" w:sz="8" w:space="0" w:color="000000"/>
+              <w:right w:val="single" w:sz="8" w:space="0" w:color="000000"/>
+            </w:tcBorders>
+            <w:vAlign w:val="center"/>
+          </w:tcPr>
+          <w:p>
+            <w:pPr>
+              <w:jc w:val="left"/>
               <w:rPr>
                 <w:sz w:val="24"/>
                 <w:szCs w:val="24"/>
@@ -6495,11 +6642,12 @@
       </w:tr>
       <w:tr>
         <w:trPr>
+          <w:cantSplit/>
           <w:jc w:val="center"/>
         </w:trPr>
         <w:tc>
           <w:tcPr>
-            <w:tcW w:w="3367" w:type="dxa"/>
+            <w:tcW w:w="4309" w:type="dxa"/>
             <w:tcBorders>
               <w:top w:val="single" w:sz="8" w:space="0" w:color="000000"/>
               <w:left w:val="single" w:sz="8" w:space="0" w:color="000000"/>
@@ -6527,7 +6675,7 @@
         </w:tc>
         <w:tc>
           <w:tcPr>
-            <w:tcW w:w="2248" w:type="dxa"/>
+            <w:tcW w:w="1927" w:type="dxa"/>
             <w:tcBorders>
               <w:top w:val="single" w:sz="8" w:space="0" w:color="000000"/>
               <w:left w:val="single" w:sz="8" w:space="0" w:color="000000"/>
@@ -6555,18 +6703,18 @@
         </w:tc>
         <w:tc>
           <w:tcPr>
-            <w:tcW w:w="3913" w:type="dxa"/>
-            <w:tcBorders>
-              <w:top w:val="single" w:sz="8" w:space="0" w:color="000000"/>
-              <w:left w:val="single" w:sz="8" w:space="0" w:color="000000"/>
-              <w:bottom w:val="single" w:sz="8" w:space="0" w:color="000000"/>
-              <w:right w:val="single" w:sz="8" w:space="0" w:color="000000"/>
-            </w:tcBorders>
-            <w:vAlign w:val="center"/>
-          </w:tcPr>
-          <w:p>
-            <w:pPr>
-              <w:jc w:val="both"/>
+            <w:tcW w:w="2835" w:type="dxa"/>
+            <w:tcBorders>
+              <w:top w:val="single" w:sz="8" w:space="0" w:color="000000"/>
+              <w:left w:val="single" w:sz="8" w:space="0" w:color="000000"/>
+              <w:bottom w:val="single" w:sz="8" w:space="0" w:color="000000"/>
+              <w:right w:val="single" w:sz="8" w:space="0" w:color="000000"/>
+            </w:tcBorders>
+            <w:vAlign w:val="center"/>
+          </w:tcPr>
+          <w:p>
+            <w:pPr>
+              <w:jc w:val="left"/>
               <w:rPr>
                 <w:sz w:val="24"/>
                 <w:szCs w:val="24"/>
@@ -6585,11 +6733,12 @@
       </w:tr>
       <w:tr>
         <w:trPr>
+          <w:cantSplit/>
           <w:jc w:val="center"/>
         </w:trPr>
         <w:tc>
           <w:tcPr>
-            <w:tcW w:w="3367" w:type="dxa"/>
+            <w:tcW w:w="4309" w:type="dxa"/>
             <w:tcBorders>
               <w:top w:val="single" w:sz="8" w:space="0" w:color="000000"/>
               <w:left w:val="single" w:sz="8" w:space="0" w:color="000000"/>
@@ -6617,7 +6766,7 @@
         </w:tc>
         <w:tc>
           <w:tcPr>
-            <w:tcW w:w="2248" w:type="dxa"/>
+            <w:tcW w:w="1927" w:type="dxa"/>
             <w:tcBorders>
               <w:top w:val="single" w:sz="8" w:space="0" w:color="000000"/>
               <w:left w:val="single" w:sz="8" w:space="0" w:color="000000"/>
@@ -6645,18 +6794,18 @@
         </w:tc>
         <w:tc>
           <w:tcPr>
-            <w:tcW w:w="3913" w:type="dxa"/>
-            <w:tcBorders>
-              <w:top w:val="single" w:sz="8" w:space="0" w:color="000000"/>
-              <w:left w:val="single" w:sz="8" w:space="0" w:color="000000"/>
-              <w:bottom w:val="single" w:sz="8" w:space="0" w:color="000000"/>
-              <w:right w:val="single" w:sz="8" w:space="0" w:color="000000"/>
-            </w:tcBorders>
-            <w:vAlign w:val="center"/>
-          </w:tcPr>
-          <w:p>
-            <w:pPr>
-              <w:jc w:val="both"/>
+            <w:tcW w:w="2835" w:type="dxa"/>
+            <w:tcBorders>
+              <w:top w:val="single" w:sz="8" w:space="0" w:color="000000"/>
+              <w:left w:val="single" w:sz="8" w:space="0" w:color="000000"/>
+              <w:bottom w:val="single" w:sz="8" w:space="0" w:color="000000"/>
+              <w:right w:val="single" w:sz="8" w:space="0" w:color="000000"/>
+            </w:tcBorders>
+            <w:vAlign w:val="center"/>
+          </w:tcPr>
+          <w:p>
+            <w:pPr>
+              <w:jc w:val="left"/>
               <w:rPr>
                 <w:sz w:val="24"/>
                 <w:szCs w:val="24"/>
@@ -6675,39 +6824,40 @@
       </w:tr>
       <w:tr>
         <w:trPr>
+          <w:cantSplit/>
           <w:jc w:val="center"/>
         </w:trPr>
         <w:tc>
           <w:tcPr>
-            <w:tcW w:w="3367" w:type="dxa"/>
-            <w:tcBorders>
-              <w:top w:val="single" w:sz="8" w:space="0" w:color="000000"/>
-              <w:left w:val="single" w:sz="8" w:space="0" w:color="000000"/>
-              <w:bottom w:val="single" w:sz="8" w:space="0" w:color="000000"/>
-              <w:right w:val="single" w:sz="8" w:space="0" w:color="000000"/>
-            </w:tcBorders>
-            <w:vAlign w:val="center"/>
-          </w:tcPr>
-          <w:p>
-            <w:pPr>
-              <w:rPr>
-                <w:sz w:val="24"/>
-                <w:szCs w:val="24"/>
-              </w:rPr>
-            </w:pPr>
-            <w:r>
-              <w:rPr>
-                <w:b w:val="0"/>
-                <w:sz w:val="24"/>
-                <w:szCs w:val="24"/>
-              </w:rPr>
-              <w:t>5. Restore data ke lokasi produksi sesudah langkah 3 dan 4.</w:t>
-            </w:r>
-          </w:p>
-        </w:tc>
-        <w:tc>
-          <w:tcPr>
-            <w:tcW w:w="2248" w:type="dxa"/>
+            <w:tcW w:w="4309" w:type="dxa"/>
+            <w:tcBorders>
+              <w:top w:val="single" w:sz="8" w:space="0" w:color="000000"/>
+              <w:left w:val="single" w:sz="8" w:space="0" w:color="000000"/>
+              <w:bottom w:val="single" w:sz="8" w:space="0" w:color="000000"/>
+              <w:right w:val="single" w:sz="8" w:space="0" w:color="000000"/>
+            </w:tcBorders>
+            <w:vAlign w:val="center"/>
+          </w:tcPr>
+          <w:p>
+            <w:pPr>
+              <w:rPr>
+                <w:sz w:val="24"/>
+                <w:szCs w:val="24"/>
+              </w:rPr>
+            </w:pPr>
+            <w:r>
+              <w:rPr>
+                <w:b w:val="0"/>
+                <w:sz w:val="24"/>
+                <w:szCs w:val="24"/>
+              </w:rPr>
+              <w:t>5. Restore data ke lokasi produksi setelah ada approval Lead NOC dan persetujuan tertulis PIC pelanggan.</w:t>
+            </w:r>
+          </w:p>
+        </w:tc>
+        <w:tc>
+          <w:tcPr>
+            <w:tcW w:w="1927" w:type="dxa"/>
             <w:tcBorders>
               <w:top w:val="single" w:sz="8" w:space="0" w:color="000000"/>
               <w:left w:val="single" w:sz="8" w:space="0" w:color="000000"/>
@@ -6735,18 +6885,18 @@
         </w:tc>
         <w:tc>
           <w:tcPr>
-            <w:tcW w:w="3913" w:type="dxa"/>
-            <w:tcBorders>
-              <w:top w:val="single" w:sz="8" w:space="0" w:color="000000"/>
-              <w:left w:val="single" w:sz="8" w:space="0" w:color="000000"/>
-              <w:bottom w:val="single" w:sz="8" w:space="0" w:color="000000"/>
-              <w:right w:val="single" w:sz="8" w:space="0" w:color="000000"/>
-            </w:tcBorders>
-            <w:vAlign w:val="center"/>
-          </w:tcPr>
-          <w:p>
-            <w:pPr>
-              <w:jc w:val="both"/>
+            <w:tcW w:w="2835" w:type="dxa"/>
+            <w:tcBorders>
+              <w:top w:val="single" w:sz="8" w:space="0" w:color="000000"/>
+              <w:left w:val="single" w:sz="8" w:space="0" w:color="000000"/>
+              <w:bottom w:val="single" w:sz="8" w:space="0" w:color="000000"/>
+              <w:right w:val="single" w:sz="8" w:space="0" w:color="000000"/>
+            </w:tcBorders>
+            <w:vAlign w:val="center"/>
+          </w:tcPr>
+          <w:p>
+            <w:pPr>
+              <w:jc w:val="left"/>
               <w:rPr>
                 <w:sz w:val="24"/>
                 <w:szCs w:val="24"/>
@@ -6765,11 +6915,12 @@
       </w:tr>
       <w:tr>
         <w:trPr>
+          <w:cantSplit/>
           <w:jc w:val="center"/>
         </w:trPr>
         <w:tc>
           <w:tcPr>
-            <w:tcW w:w="3367" w:type="dxa"/>
+            <w:tcW w:w="4309" w:type="dxa"/>
             <w:tcBorders>
               <w:top w:val="single" w:sz="8" w:space="0" w:color="000000"/>
               <w:left w:val="single" w:sz="8" w:space="0" w:color="000000"/>
@@ -6797,7 +6948,7 @@
         </w:tc>
         <w:tc>
           <w:tcPr>
-            <w:tcW w:w="2248" w:type="dxa"/>
+            <w:tcW w:w="1927" w:type="dxa"/>
             <w:tcBorders>
               <w:top w:val="single" w:sz="8" w:space="0" w:color="000000"/>
               <w:left w:val="single" w:sz="8" w:space="0" w:color="000000"/>
@@ -6825,18 +6976,18 @@
         </w:tc>
         <w:tc>
           <w:tcPr>
-            <w:tcW w:w="3913" w:type="dxa"/>
-            <w:tcBorders>
-              <w:top w:val="single" w:sz="8" w:space="0" w:color="000000"/>
-              <w:left w:val="single" w:sz="8" w:space="0" w:color="000000"/>
-              <w:bottom w:val="single" w:sz="8" w:space="0" w:color="000000"/>
-              <w:right w:val="single" w:sz="8" w:space="0" w:color="000000"/>
-            </w:tcBorders>
-            <w:vAlign w:val="center"/>
-          </w:tcPr>
-          <w:p>
-            <w:pPr>
-              <w:jc w:val="both"/>
+            <w:tcW w:w="2835" w:type="dxa"/>
+            <w:tcBorders>
+              <w:top w:val="single" w:sz="8" w:space="0" w:color="000000"/>
+              <w:left w:val="single" w:sz="8" w:space="0" w:color="000000"/>
+              <w:bottom w:val="single" w:sz="8" w:space="0" w:color="000000"/>
+              <w:right w:val="single" w:sz="8" w:space="0" w:color="000000"/>
+            </w:tcBorders>
+            <w:vAlign w:val="center"/>
+          </w:tcPr>
+          <w:p>
+            <w:pPr>
+              <w:jc w:val="left"/>
               <w:rPr>
                 <w:sz w:val="24"/>
                 <w:szCs w:val="24"/>
@@ -6855,11 +7006,12 @@
       </w:tr>
       <w:tr>
         <w:trPr>
+          <w:cantSplit/>
           <w:jc w:val="center"/>
         </w:trPr>
         <w:tc>
           <w:tcPr>
-            <w:tcW w:w="3367" w:type="dxa"/>
+            <w:tcW w:w="4309" w:type="dxa"/>
             <w:tcBorders>
               <w:top w:val="single" w:sz="8" w:space="0" w:color="000000"/>
               <w:left w:val="single" w:sz="8" w:space="0" w:color="000000"/>
@@ -6887,7 +7039,7 @@
         </w:tc>
         <w:tc>
           <w:tcPr>
-            <w:tcW w:w="2248" w:type="dxa"/>
+            <w:tcW w:w="1927" w:type="dxa"/>
             <w:tcBorders>
               <w:top w:val="single" w:sz="8" w:space="0" w:color="000000"/>
               <w:left w:val="single" w:sz="8" w:space="0" w:color="000000"/>
@@ -6915,18 +7067,18 @@
         </w:tc>
         <w:tc>
           <w:tcPr>
-            <w:tcW w:w="3913" w:type="dxa"/>
-            <w:tcBorders>
-              <w:top w:val="single" w:sz="8" w:space="0" w:color="000000"/>
-              <w:left w:val="single" w:sz="8" w:space="0" w:color="000000"/>
-              <w:bottom w:val="single" w:sz="8" w:space="0" w:color="000000"/>
-              <w:right w:val="single" w:sz="8" w:space="0" w:color="000000"/>
-            </w:tcBorders>
-            <w:vAlign w:val="center"/>
-          </w:tcPr>
-          <w:p>
-            <w:pPr>
-              <w:jc w:val="both"/>
+            <w:tcW w:w="2835" w:type="dxa"/>
+            <w:tcBorders>
+              <w:top w:val="single" w:sz="8" w:space="0" w:color="000000"/>
+              <w:left w:val="single" w:sz="8" w:space="0" w:color="000000"/>
+              <w:bottom w:val="single" w:sz="8" w:space="0" w:color="000000"/>
+              <w:right w:val="single" w:sz="8" w:space="0" w:color="000000"/>
+            </w:tcBorders>
+            <w:vAlign w:val="center"/>
+          </w:tcPr>
+          <w:p>
+            <w:pPr>
+              <w:jc w:val="left"/>
               <w:rPr>
                 <w:sz w:val="24"/>
                 <w:szCs w:val="24"/>
@@ -6971,6 +7123,7 @@
     <w:p>
       <w:pPr>
         <w:pStyle w:val="Heading2"/>
+        <w:keepNext/>
         <w:numPr>
           <w:ilvl w:val="1"/>
           <w:numId w:val="7"/>
@@ -6991,27 +7144,30 @@
         <w:tblLook w:val="0400" w:firstRow="0" w:lastRow="0" w:firstColumn="0" w:lastColumn="0" w:noHBand="0" w:noVBand="1"/>
       </w:tblPr>
       <w:tblGrid>
-        <w:gridCol w:w="3367"/>
-        <w:gridCol w:w="2248"/>
-        <w:gridCol w:w="3913"/>
+        <w:gridCol w:w="4309"/>
+        <w:gridCol w:w="1927"/>
+        <w:gridCol w:w="2835"/>
       </w:tblGrid>
       <w:tr>
         <w:trPr>
+          <w:cantSplit/>
+          <w:tblHeader/>
           <w:jc w:val="center"/>
         </w:trPr>
         <w:tc>
           <w:tcPr>
-            <w:tcW w:w="3367" w:type="dxa"/>
-            <w:tcBorders>
-              <w:top w:val="single" w:sz="8" w:space="0" w:color="000000"/>
-              <w:left w:val="single" w:sz="8" w:space="0" w:color="000000"/>
-              <w:bottom w:val="single" w:sz="8" w:space="0" w:color="000000"/>
-              <w:right w:val="single" w:sz="8" w:space="0" w:color="000000"/>
-            </w:tcBorders>
-            <w:vAlign w:val="center"/>
-          </w:tcPr>
-          <w:p>
-            <w:pPr>
+            <w:tcW w:w="4309" w:type="dxa"/>
+            <w:tcBorders>
+              <w:top w:val="single" w:sz="8" w:space="0" w:color="000000"/>
+              <w:left w:val="single" w:sz="8" w:space="0" w:color="000000"/>
+              <w:bottom w:val="single" w:sz="8" w:space="0" w:color="000000"/>
+              <w:right w:val="single" w:sz="8" w:space="0" w:color="000000"/>
+            </w:tcBorders>
+            <w:vAlign w:val="center"/>
+          </w:tcPr>
+          <w:p>
+            <w:pPr>
+              <w:keepNext/>
               <w:jc w:val="center"/>
               <w:rPr>
                 <w:sz w:val="24"/>
@@ -7031,17 +7187,18 @@
         </w:tc>
         <w:tc>
           <w:tcPr>
-            <w:tcW w:w="2248" w:type="dxa"/>
-            <w:tcBorders>
-              <w:top w:val="single" w:sz="8" w:space="0" w:color="000000"/>
-              <w:left w:val="single" w:sz="8" w:space="0" w:color="000000"/>
-              <w:bottom w:val="single" w:sz="8" w:space="0" w:color="000000"/>
-              <w:right w:val="single" w:sz="8" w:space="0" w:color="000000"/>
-            </w:tcBorders>
-            <w:vAlign w:val="center"/>
-          </w:tcPr>
-          <w:p>
-            <w:pPr>
+            <w:tcW w:w="1927" w:type="dxa"/>
+            <w:tcBorders>
+              <w:top w:val="single" w:sz="8" w:space="0" w:color="000000"/>
+              <w:left w:val="single" w:sz="8" w:space="0" w:color="000000"/>
+              <w:bottom w:val="single" w:sz="8" w:space="0" w:color="000000"/>
+              <w:right w:val="single" w:sz="8" w:space="0" w:color="000000"/>
+            </w:tcBorders>
+            <w:vAlign w:val="center"/>
+          </w:tcPr>
+          <w:p>
+            <w:pPr>
+              <w:keepNext/>
               <w:jc w:val="center"/>
               <w:rPr>
                 <w:sz w:val="24"/>
@@ -7061,17 +7218,18 @@
         </w:tc>
         <w:tc>
           <w:tcPr>
-            <w:tcW w:w="3913" w:type="dxa"/>
-            <w:tcBorders>
-              <w:top w:val="single" w:sz="8" w:space="0" w:color="000000"/>
-              <w:left w:val="single" w:sz="8" w:space="0" w:color="000000"/>
-              <w:bottom w:val="single" w:sz="8" w:space="0" w:color="000000"/>
-              <w:right w:val="single" w:sz="8" w:space="0" w:color="000000"/>
-            </w:tcBorders>
-            <w:vAlign w:val="center"/>
-          </w:tcPr>
-          <w:p>
-            <w:pPr>
+            <w:tcW w:w="2835" w:type="dxa"/>
+            <w:tcBorders>
+              <w:top w:val="single" w:sz="8" w:space="0" w:color="000000"/>
+              <w:left w:val="single" w:sz="8" w:space="0" w:color="000000"/>
+              <w:bottom w:val="single" w:sz="8" w:space="0" w:color="000000"/>
+              <w:right w:val="single" w:sz="8" w:space="0" w:color="000000"/>
+            </w:tcBorders>
+            <w:vAlign w:val="center"/>
+          </w:tcPr>
+          <w:p>
+            <w:pPr>
+              <w:keepNext/>
               <w:jc w:val="center"/>
               <w:rPr>
                 <w:sz w:val="24"/>
@@ -7092,11 +7250,12 @@
       </w:tr>
       <w:tr>
         <w:trPr>
+          <w:cantSplit/>
           <w:jc w:val="center"/>
         </w:trPr>
         <w:tc>
           <w:tcPr>
-            <w:tcW w:w="3367" w:type="dxa"/>
+            <w:tcW w:w="4309" w:type="dxa"/>
             <w:tcBorders>
               <w:top w:val="single" w:sz="8" w:space="0" w:color="000000"/>
               <w:left w:val="single" w:sz="8" w:space="0" w:color="000000"/>
@@ -7124,7 +7283,7 @@
         </w:tc>
         <w:tc>
           <w:tcPr>
-            <w:tcW w:w="2248" w:type="dxa"/>
+            <w:tcW w:w="1927" w:type="dxa"/>
             <w:tcBorders>
               <w:top w:val="single" w:sz="8" w:space="0" w:color="000000"/>
               <w:left w:val="single" w:sz="8" w:space="0" w:color="000000"/>
@@ -7152,18 +7311,18 @@
         </w:tc>
         <w:tc>
           <w:tcPr>
-            <w:tcW w:w="3913" w:type="dxa"/>
-            <w:tcBorders>
-              <w:top w:val="single" w:sz="8" w:space="0" w:color="000000"/>
-              <w:left w:val="single" w:sz="8" w:space="0" w:color="000000"/>
-              <w:bottom w:val="single" w:sz="8" w:space="0" w:color="000000"/>
-              <w:right w:val="single" w:sz="8" w:space="0" w:color="000000"/>
-            </w:tcBorders>
-            <w:vAlign w:val="center"/>
-          </w:tcPr>
-          <w:p>
-            <w:pPr>
-              <w:jc w:val="both"/>
+            <w:tcW w:w="2835" w:type="dxa"/>
+            <w:tcBorders>
+              <w:top w:val="single" w:sz="8" w:space="0" w:color="000000"/>
+              <w:left w:val="single" w:sz="8" w:space="0" w:color="000000"/>
+              <w:bottom w:val="single" w:sz="8" w:space="0" w:color="000000"/>
+              <w:right w:val="single" w:sz="8" w:space="0" w:color="000000"/>
+            </w:tcBorders>
+            <w:vAlign w:val="center"/>
+          </w:tcPr>
+          <w:p>
+            <w:pPr>
+              <w:jc w:val="left"/>
               <w:rPr>
                 <w:sz w:val="24"/>
                 <w:szCs w:val="24"/>
@@ -7182,11 +7341,12 @@
       </w:tr>
       <w:tr>
         <w:trPr>
+          <w:cantSplit/>
           <w:jc w:val="center"/>
         </w:trPr>
         <w:tc>
           <w:tcPr>
-            <w:tcW w:w="3367" w:type="dxa"/>
+            <w:tcW w:w="4309" w:type="dxa"/>
             <w:tcBorders>
               <w:top w:val="single" w:sz="8" w:space="0" w:color="000000"/>
               <w:left w:val="single" w:sz="8" w:space="0" w:color="000000"/>
@@ -7214,7 +7374,7 @@
         </w:tc>
         <w:tc>
           <w:tcPr>
-            <w:tcW w:w="2248" w:type="dxa"/>
+            <w:tcW w:w="1927" w:type="dxa"/>
             <w:tcBorders>
               <w:top w:val="single" w:sz="8" w:space="0" w:color="000000"/>
               <w:left w:val="single" w:sz="8" w:space="0" w:color="000000"/>
@@ -7242,18 +7402,18 @@
         </w:tc>
         <w:tc>
           <w:tcPr>
-            <w:tcW w:w="3913" w:type="dxa"/>
-            <w:tcBorders>
-              <w:top w:val="single" w:sz="8" w:space="0" w:color="000000"/>
-              <w:left w:val="single" w:sz="8" w:space="0" w:color="000000"/>
-              <w:bottom w:val="single" w:sz="8" w:space="0" w:color="000000"/>
-              <w:right w:val="single" w:sz="8" w:space="0" w:color="000000"/>
-            </w:tcBorders>
-            <w:vAlign w:val="center"/>
-          </w:tcPr>
-          <w:p>
-            <w:pPr>
-              <w:jc w:val="both"/>
+            <w:tcW w:w="2835" w:type="dxa"/>
+            <w:tcBorders>
+              <w:top w:val="single" w:sz="8" w:space="0" w:color="000000"/>
+              <w:left w:val="single" w:sz="8" w:space="0" w:color="000000"/>
+              <w:bottom w:val="single" w:sz="8" w:space="0" w:color="000000"/>
+              <w:right w:val="single" w:sz="8" w:space="0" w:color="000000"/>
+            </w:tcBorders>
+            <w:vAlign w:val="center"/>
+          </w:tcPr>
+          <w:p>
+            <w:pPr>
+              <w:jc w:val="left"/>
               <w:rPr>
                 <w:sz w:val="24"/>
                 <w:szCs w:val="24"/>
@@ -7272,11 +7432,12 @@
       </w:tr>
       <w:tr>
         <w:trPr>
+          <w:cantSplit/>
           <w:jc w:val="center"/>
         </w:trPr>
         <w:tc>
           <w:tcPr>
-            <w:tcW w:w="3367" w:type="dxa"/>
+            <w:tcW w:w="4309" w:type="dxa"/>
             <w:tcBorders>
               <w:top w:val="single" w:sz="8" w:space="0" w:color="000000"/>
               <w:left w:val="single" w:sz="8" w:space="0" w:color="000000"/>
@@ -7304,7 +7465,7 @@
         </w:tc>
         <w:tc>
           <w:tcPr>
-            <w:tcW w:w="2248" w:type="dxa"/>
+            <w:tcW w:w="1927" w:type="dxa"/>
             <w:tcBorders>
               <w:top w:val="single" w:sz="8" w:space="0" w:color="000000"/>
               <w:left w:val="single" w:sz="8" w:space="0" w:color="000000"/>
@@ -7332,18 +7493,18 @@
         </w:tc>
         <w:tc>
           <w:tcPr>
-            <w:tcW w:w="3913" w:type="dxa"/>
-            <w:tcBorders>
-              <w:top w:val="single" w:sz="8" w:space="0" w:color="000000"/>
-              <w:left w:val="single" w:sz="8" w:space="0" w:color="000000"/>
-              <w:bottom w:val="single" w:sz="8" w:space="0" w:color="000000"/>
-              <w:right w:val="single" w:sz="8" w:space="0" w:color="000000"/>
-            </w:tcBorders>
-            <w:vAlign w:val="center"/>
-          </w:tcPr>
-          <w:p>
-            <w:pPr>
-              <w:jc w:val="both"/>
+            <w:tcW w:w="2835" w:type="dxa"/>
+            <w:tcBorders>
+              <w:top w:val="single" w:sz="8" w:space="0" w:color="000000"/>
+              <w:left w:val="single" w:sz="8" w:space="0" w:color="000000"/>
+              <w:bottom w:val="single" w:sz="8" w:space="0" w:color="000000"/>
+              <w:right w:val="single" w:sz="8" w:space="0" w:color="000000"/>
+            </w:tcBorders>
+            <w:vAlign w:val="center"/>
+          </w:tcPr>
+          <w:p>
+            <w:pPr>
+              <w:jc w:val="left"/>
               <w:rPr>
                 <w:sz w:val="24"/>
                 <w:szCs w:val="24"/>
@@ -7362,11 +7523,12 @@
       </w:tr>
       <w:tr>
         <w:trPr>
+          <w:cantSplit/>
           <w:jc w:val="center"/>
         </w:trPr>
         <w:tc>
           <w:tcPr>
-            <w:tcW w:w="3367" w:type="dxa"/>
+            <w:tcW w:w="4309" w:type="dxa"/>
             <w:tcBorders>
               <w:top w:val="single" w:sz="8" w:space="0" w:color="000000"/>
               <w:left w:val="single" w:sz="8" w:space="0" w:color="000000"/>
@@ -7394,7 +7556,7 @@
         </w:tc>
         <w:tc>
           <w:tcPr>
-            <w:tcW w:w="2248" w:type="dxa"/>
+            <w:tcW w:w="1927" w:type="dxa"/>
             <w:tcBorders>
               <w:top w:val="single" w:sz="8" w:space="0" w:color="000000"/>
               <w:left w:val="single" w:sz="8" w:space="0" w:color="000000"/>
@@ -7422,18 +7584,18 @@
         </w:tc>
         <w:tc>
           <w:tcPr>
-            <w:tcW w:w="3913" w:type="dxa"/>
-            <w:tcBorders>
-              <w:top w:val="single" w:sz="8" w:space="0" w:color="000000"/>
-              <w:left w:val="single" w:sz="8" w:space="0" w:color="000000"/>
-              <w:bottom w:val="single" w:sz="8" w:space="0" w:color="000000"/>
-              <w:right w:val="single" w:sz="8" w:space="0" w:color="000000"/>
-            </w:tcBorders>
-            <w:vAlign w:val="center"/>
-          </w:tcPr>
-          <w:p>
-            <w:pPr>
-              <w:jc w:val="both"/>
+            <w:tcW w:w="2835" w:type="dxa"/>
+            <w:tcBorders>
+              <w:top w:val="single" w:sz="8" w:space="0" w:color="000000"/>
+              <w:left w:val="single" w:sz="8" w:space="0" w:color="000000"/>
+              <w:bottom w:val="single" w:sz="8" w:space="0" w:color="000000"/>
+              <w:right w:val="single" w:sz="8" w:space="0" w:color="000000"/>
+            </w:tcBorders>
+            <w:vAlign w:val="center"/>
+          </w:tcPr>
+          <w:p>
+            <w:pPr>
+              <w:jc w:val="left"/>
               <w:rPr>
                 <w:sz w:val="24"/>
                 <w:szCs w:val="24"/>
@@ -7452,39 +7614,40 @@
       </w:tr>
       <w:tr>
         <w:trPr>
+          <w:cantSplit/>
           <w:jc w:val="center"/>
         </w:trPr>
         <w:tc>
           <w:tcPr>
-            <w:tcW w:w="3367" w:type="dxa"/>
-            <w:tcBorders>
-              <w:top w:val="single" w:sz="8" w:space="0" w:color="000000"/>
-              <w:left w:val="single" w:sz="8" w:space="0" w:color="000000"/>
-              <w:bottom w:val="single" w:sz="8" w:space="0" w:color="000000"/>
-              <w:right w:val="single" w:sz="8" w:space="0" w:color="000000"/>
-            </w:tcBorders>
-            <w:vAlign w:val="center"/>
-          </w:tcPr>
-          <w:p>
-            <w:pPr>
-              <w:rPr>
-                <w:sz w:val="24"/>
-                <w:szCs w:val="24"/>
-              </w:rPr>
-            </w:pPr>
-            <w:r>
-              <w:rPr>
-                <w:b w:val="0"/>
-                <w:sz w:val="24"/>
-                <w:szCs w:val="24"/>
-              </w:rPr>
-              <w:t>5. Buat tiket P2 di Zammad untuk uji restore yang gagal.</w:t>
-            </w:r>
-          </w:p>
-        </w:tc>
-        <w:tc>
-          <w:tcPr>
-            <w:tcW w:w="2248" w:type="dxa"/>
+            <w:tcW w:w="4309" w:type="dxa"/>
+            <w:tcBorders>
+              <w:top w:val="single" w:sz="8" w:space="0" w:color="000000"/>
+              <w:left w:val="single" w:sz="8" w:space="0" w:color="000000"/>
+              <w:bottom w:val="single" w:sz="8" w:space="0" w:color="000000"/>
+              <w:right w:val="single" w:sz="8" w:space="0" w:color="000000"/>
+            </w:tcBorders>
+            <w:vAlign w:val="center"/>
+          </w:tcPr>
+          <w:p>
+            <w:pPr>
+              <w:rPr>
+                <w:sz w:val="24"/>
+                <w:szCs w:val="24"/>
+              </w:rPr>
+            </w:pPr>
+            <w:r>
+              <w:rPr>
+                <w:b w:val="0"/>
+                <w:sz w:val="24"/>
+                <w:szCs w:val="24"/>
+              </w:rPr>
+              <w:t>5. Buat ticket P2 di Zammad untuk uji restore yang gagal.</w:t>
+            </w:r>
+          </w:p>
+        </w:tc>
+        <w:tc>
+          <w:tcPr>
+            <w:tcW w:w="1927" w:type="dxa"/>
             <w:tcBorders>
               <w:top w:val="single" w:sz="8" w:space="0" w:color="000000"/>
               <w:left w:val="single" w:sz="8" w:space="0" w:color="000000"/>
@@ -7512,69 +7675,70 @@
         </w:tc>
         <w:tc>
           <w:tcPr>
-            <w:tcW w:w="3913" w:type="dxa"/>
-            <w:tcBorders>
-              <w:top w:val="single" w:sz="8" w:space="0" w:color="000000"/>
-              <w:left w:val="single" w:sz="8" w:space="0" w:color="000000"/>
-              <w:bottom w:val="single" w:sz="8" w:space="0" w:color="000000"/>
-              <w:right w:val="single" w:sz="8" w:space="0" w:color="000000"/>
-            </w:tcBorders>
-            <w:vAlign w:val="center"/>
-          </w:tcPr>
-          <w:p>
-            <w:pPr>
-              <w:jc w:val="both"/>
-              <w:rPr>
-                <w:sz w:val="24"/>
-                <w:szCs w:val="24"/>
-              </w:rPr>
-            </w:pPr>
-            <w:r>
-              <w:rPr>
-                <w:b w:val="0"/>
-                <w:sz w:val="24"/>
-                <w:szCs w:val="24"/>
-              </w:rPr>
-              <w:t>Tiket P2; baris di SNX-OPS-FRM-08</w:t>
+            <w:tcW w:w="2835" w:type="dxa"/>
+            <w:tcBorders>
+              <w:top w:val="single" w:sz="8" w:space="0" w:color="000000"/>
+              <w:left w:val="single" w:sz="8" w:space="0" w:color="000000"/>
+              <w:bottom w:val="single" w:sz="8" w:space="0" w:color="000000"/>
+              <w:right w:val="single" w:sz="8" w:space="0" w:color="000000"/>
+            </w:tcBorders>
+            <w:vAlign w:val="center"/>
+          </w:tcPr>
+          <w:p>
+            <w:pPr>
+              <w:jc w:val="left"/>
+              <w:rPr>
+                <w:sz w:val="24"/>
+                <w:szCs w:val="24"/>
+              </w:rPr>
+            </w:pPr>
+            <w:r>
+              <w:rPr>
+                <w:b w:val="0"/>
+                <w:sz w:val="24"/>
+                <w:szCs w:val="24"/>
+              </w:rPr>
+              <w:t>Ticket P2; baris di SNX-OPS-FRM-08</w:t>
             </w:r>
           </w:p>
         </w:tc>
       </w:tr>
       <w:tr>
         <w:trPr>
+          <w:cantSplit/>
           <w:jc w:val="center"/>
         </w:trPr>
         <w:tc>
           <w:tcPr>
-            <w:tcW w:w="3367" w:type="dxa"/>
-            <w:tcBorders>
-              <w:top w:val="single" w:sz="8" w:space="0" w:color="000000"/>
-              <w:left w:val="single" w:sz="8" w:space="0" w:color="000000"/>
-              <w:bottom w:val="single" w:sz="8" w:space="0" w:color="000000"/>
-              <w:right w:val="single" w:sz="8" w:space="0" w:color="000000"/>
-            </w:tcBorders>
-            <w:vAlign w:val="center"/>
-          </w:tcPr>
-          <w:p>
-            <w:pPr>
-              <w:rPr>
-                <w:sz w:val="24"/>
-                <w:szCs w:val="24"/>
-              </w:rPr>
-            </w:pPr>
-            <w:r>
-              <w:rPr>
-                <w:b w:val="0"/>
-                <w:sz w:val="24"/>
-                <w:szCs w:val="24"/>
-              </w:rPr>
-              <w:t>6. Analisis akar penyebab uji restore yang gagal, sesuai SNX-OPS-SOP-04.</w:t>
-            </w:r>
-          </w:p>
-        </w:tc>
-        <w:tc>
-          <w:tcPr>
-            <w:tcW w:w="2248" w:type="dxa"/>
+            <w:tcW w:w="4309" w:type="dxa"/>
+            <w:tcBorders>
+              <w:top w:val="single" w:sz="8" w:space="0" w:color="000000"/>
+              <w:left w:val="single" w:sz="8" w:space="0" w:color="000000"/>
+              <w:bottom w:val="single" w:sz="8" w:space="0" w:color="000000"/>
+              <w:right w:val="single" w:sz="8" w:space="0" w:color="000000"/>
+            </w:tcBorders>
+            <w:vAlign w:val="center"/>
+          </w:tcPr>
+          <w:p>
+            <w:pPr>
+              <w:rPr>
+                <w:sz w:val="24"/>
+                <w:szCs w:val="24"/>
+              </w:rPr>
+            </w:pPr>
+            <w:r>
+              <w:rPr>
+                <w:b w:val="0"/>
+                <w:sz w:val="24"/>
+                <w:szCs w:val="24"/>
+              </w:rPr>
+              <w:t>6. Analisis root cause uji restore yang gagal, sesuai SNX-OPS-SOP-04.</w:t>
+            </w:r>
+          </w:p>
+        </w:tc>
+        <w:tc>
+          <w:tcPr>
+            <w:tcW w:w="1927" w:type="dxa"/>
             <w:tcBorders>
               <w:top w:val="single" w:sz="8" w:space="0" w:color="000000"/>
               <w:left w:val="single" w:sz="8" w:space="0" w:color="000000"/>
@@ -7602,41 +7766,42 @@
         </w:tc>
         <w:tc>
           <w:tcPr>
-            <w:tcW w:w="3913" w:type="dxa"/>
-            <w:tcBorders>
-              <w:top w:val="single" w:sz="8" w:space="0" w:color="000000"/>
-              <w:left w:val="single" w:sz="8" w:space="0" w:color="000000"/>
-              <w:bottom w:val="single" w:sz="8" w:space="0" w:color="000000"/>
-              <w:right w:val="single" w:sz="8" w:space="0" w:color="000000"/>
-            </w:tcBorders>
-            <w:vAlign w:val="center"/>
-          </w:tcPr>
-          <w:p>
-            <w:pPr>
-              <w:jc w:val="both"/>
-              <w:rPr>
-                <w:sz w:val="24"/>
-                <w:szCs w:val="24"/>
-              </w:rPr>
-            </w:pPr>
-            <w:r>
-              <w:rPr>
-                <w:b w:val="0"/>
-                <w:sz w:val="24"/>
-                <w:szCs w:val="24"/>
-              </w:rPr>
-              <w:t>Analisis akar di tiket P2</w:t>
+            <w:tcW w:w="2835" w:type="dxa"/>
+            <w:tcBorders>
+              <w:top w:val="single" w:sz="8" w:space="0" w:color="000000"/>
+              <w:left w:val="single" w:sz="8" w:space="0" w:color="000000"/>
+              <w:bottom w:val="single" w:sz="8" w:space="0" w:color="000000"/>
+              <w:right w:val="single" w:sz="8" w:space="0" w:color="000000"/>
+            </w:tcBorders>
+            <w:vAlign w:val="center"/>
+          </w:tcPr>
+          <w:p>
+            <w:pPr>
+              <w:jc w:val="left"/>
+              <w:rPr>
+                <w:sz w:val="24"/>
+                <w:szCs w:val="24"/>
+              </w:rPr>
+            </w:pPr>
+            <w:r>
+              <w:rPr>
+                <w:b w:val="0"/>
+                <w:sz w:val="24"/>
+                <w:szCs w:val="24"/>
+              </w:rPr>
+              <w:t>Analisis root cause di ticket P2</w:t>
             </w:r>
           </w:p>
         </w:tc>
       </w:tr>
       <w:tr>
         <w:trPr>
+          <w:cantSplit/>
           <w:jc w:val="center"/>
         </w:trPr>
         <w:tc>
           <w:tcPr>
-            <w:tcW w:w="3367" w:type="dxa"/>
+            <w:tcW w:w="4309" w:type="dxa"/>
             <w:tcBorders>
               <w:top w:val="single" w:sz="8" w:space="0" w:color="000000"/>
               <w:left w:val="single" w:sz="8" w:space="0" w:color="000000"/>
@@ -7664,7 +7829,7 @@
         </w:tc>
         <w:tc>
           <w:tcPr>
-            <w:tcW w:w="2248" w:type="dxa"/>
+            <w:tcW w:w="1927" w:type="dxa"/>
             <w:tcBorders>
               <w:top w:val="single" w:sz="8" w:space="0" w:color="000000"/>
               <w:left w:val="single" w:sz="8" w:space="0" w:color="000000"/>
@@ -7692,18 +7857,18 @@
         </w:tc>
         <w:tc>
           <w:tcPr>
-            <w:tcW w:w="3913" w:type="dxa"/>
-            <w:tcBorders>
-              <w:top w:val="single" w:sz="8" w:space="0" w:color="000000"/>
-              <w:left w:val="single" w:sz="8" w:space="0" w:color="000000"/>
-              <w:bottom w:val="single" w:sz="8" w:space="0" w:color="000000"/>
-              <w:right w:val="single" w:sz="8" w:space="0" w:color="000000"/>
-            </w:tcBorders>
-            <w:vAlign w:val="center"/>
-          </w:tcPr>
-          <w:p>
-            <w:pPr>
-              <w:jc w:val="both"/>
+            <w:tcW w:w="2835" w:type="dxa"/>
+            <w:tcBorders>
+              <w:top w:val="single" w:sz="8" w:space="0" w:color="000000"/>
+              <w:left w:val="single" w:sz="8" w:space="0" w:color="000000"/>
+              <w:bottom w:val="single" w:sz="8" w:space="0" w:color="000000"/>
+              <w:right w:val="single" w:sz="8" w:space="0" w:color="000000"/>
+            </w:tcBorders>
+            <w:vAlign w:val="center"/>
+          </w:tcPr>
+          <w:p>
+            <w:pPr>
+              <w:jc w:val="left"/>
               <w:rPr>
                 <w:sz w:val="24"/>
                 <w:szCs w:val="24"/>
@@ -7722,11 +7887,12 @@
       </w:tr>
       <w:tr>
         <w:trPr>
+          <w:cantSplit/>
           <w:jc w:val="center"/>
         </w:trPr>
         <w:tc>
           <w:tcPr>
-            <w:tcW w:w="3367" w:type="dxa"/>
+            <w:tcW w:w="4309" w:type="dxa"/>
             <w:tcBorders>
               <w:top w:val="single" w:sz="8" w:space="0" w:color="000000"/>
               <w:left w:val="single" w:sz="8" w:space="0" w:color="000000"/>
@@ -7754,7 +7920,7 @@
         </w:tc>
         <w:tc>
           <w:tcPr>
-            <w:tcW w:w="2248" w:type="dxa"/>
+            <w:tcW w:w="1927" w:type="dxa"/>
             <w:tcBorders>
               <w:top w:val="single" w:sz="8" w:space="0" w:color="000000"/>
               <w:left w:val="single" w:sz="8" w:space="0" w:color="000000"/>
@@ -7782,18 +7948,18 @@
         </w:tc>
         <w:tc>
           <w:tcPr>
-            <w:tcW w:w="3913" w:type="dxa"/>
-            <w:tcBorders>
-              <w:top w:val="single" w:sz="8" w:space="0" w:color="000000"/>
-              <w:left w:val="single" w:sz="8" w:space="0" w:color="000000"/>
-              <w:bottom w:val="single" w:sz="8" w:space="0" w:color="000000"/>
-              <w:right w:val="single" w:sz="8" w:space="0" w:color="000000"/>
-            </w:tcBorders>
-            <w:vAlign w:val="center"/>
-          </w:tcPr>
-          <w:p>
-            <w:pPr>
-              <w:jc w:val="both"/>
+            <w:tcW w:w="2835" w:type="dxa"/>
+            <w:tcBorders>
+              <w:top w:val="single" w:sz="8" w:space="0" w:color="000000"/>
+              <w:left w:val="single" w:sz="8" w:space="0" w:color="000000"/>
+              <w:bottom w:val="single" w:sz="8" w:space="0" w:color="000000"/>
+              <w:right w:val="single" w:sz="8" w:space="0" w:color="000000"/>
+            </w:tcBorders>
+            <w:vAlign w:val="center"/>
+          </w:tcPr>
+          <w:p>
+            <w:pPr>
+              <w:jc w:val="left"/>
               <w:rPr>
                 <w:sz w:val="24"/>
                 <w:szCs w:val="24"/>
@@ -7812,11 +7978,12 @@
       </w:tr>
       <w:tr>
         <w:trPr>
+          <w:cantSplit/>
           <w:jc w:val="center"/>
         </w:trPr>
         <w:tc>
           <w:tcPr>
-            <w:tcW w:w="3367" w:type="dxa"/>
+            <w:tcW w:w="4309" w:type="dxa"/>
             <w:tcBorders>
               <w:top w:val="single" w:sz="8" w:space="0" w:color="000000"/>
               <w:left w:val="single" w:sz="8" w:space="0" w:color="000000"/>
@@ -7844,7 +8011,7 @@
         </w:tc>
         <w:tc>
           <w:tcPr>
-            <w:tcW w:w="2248" w:type="dxa"/>
+            <w:tcW w:w="1927" w:type="dxa"/>
             <w:tcBorders>
               <w:top w:val="single" w:sz="8" w:space="0" w:color="000000"/>
               <w:left w:val="single" w:sz="8" w:space="0" w:color="000000"/>
@@ -7872,18 +8039,18 @@
         </w:tc>
         <w:tc>
           <w:tcPr>
-            <w:tcW w:w="3913" w:type="dxa"/>
-            <w:tcBorders>
-              <w:top w:val="single" w:sz="8" w:space="0" w:color="000000"/>
-              <w:left w:val="single" w:sz="8" w:space="0" w:color="000000"/>
-              <w:bottom w:val="single" w:sz="8" w:space="0" w:color="000000"/>
-              <w:right w:val="single" w:sz="8" w:space="0" w:color="000000"/>
-            </w:tcBorders>
-            <w:vAlign w:val="center"/>
-          </w:tcPr>
-          <w:p>
-            <w:pPr>
-              <w:jc w:val="both"/>
+            <w:tcW w:w="2835" w:type="dxa"/>
+            <w:tcBorders>
+              <w:top w:val="single" w:sz="8" w:space="0" w:color="000000"/>
+              <w:left w:val="single" w:sz="8" w:space="0" w:color="000000"/>
+              <w:bottom w:val="single" w:sz="8" w:space="0" w:color="000000"/>
+              <w:right w:val="single" w:sz="8" w:space="0" w:color="000000"/>
+            </w:tcBorders>
+            <w:vAlign w:val="center"/>
+          </w:tcPr>
+          <w:p>
+            <w:pPr>
+              <w:jc w:val="left"/>
               <w:rPr>
                 <w:sz w:val="24"/>
                 <w:szCs w:val="24"/>
@@ -7902,11 +8069,12 @@
       </w:tr>
       <w:tr>
         <w:trPr>
+          <w:cantSplit/>
           <w:jc w:val="center"/>
         </w:trPr>
         <w:tc>
           <w:tcPr>
-            <w:tcW w:w="3367" w:type="dxa"/>
+            <w:tcW w:w="4309" w:type="dxa"/>
             <w:tcBorders>
               <w:top w:val="single" w:sz="8" w:space="0" w:color="000000"/>
               <w:left w:val="single" w:sz="8" w:space="0" w:color="000000"/>
@@ -7934,7 +8102,7 @@
         </w:tc>
         <w:tc>
           <w:tcPr>
-            <w:tcW w:w="2248" w:type="dxa"/>
+            <w:tcW w:w="1927" w:type="dxa"/>
             <w:tcBorders>
               <w:top w:val="single" w:sz="8" w:space="0" w:color="000000"/>
               <w:left w:val="single" w:sz="8" w:space="0" w:color="000000"/>
@@ -7962,18 +8130,18 @@
         </w:tc>
         <w:tc>
           <w:tcPr>
-            <w:tcW w:w="3913" w:type="dxa"/>
-            <w:tcBorders>
-              <w:top w:val="single" w:sz="8" w:space="0" w:color="000000"/>
-              <w:left w:val="single" w:sz="8" w:space="0" w:color="000000"/>
-              <w:bottom w:val="single" w:sz="8" w:space="0" w:color="000000"/>
-              <w:right w:val="single" w:sz="8" w:space="0" w:color="000000"/>
-            </w:tcBorders>
-            <w:vAlign w:val="center"/>
-          </w:tcPr>
-          <w:p>
-            <w:pPr>
-              <w:jc w:val="both"/>
+            <w:tcW w:w="2835" w:type="dxa"/>
+            <w:tcBorders>
+              <w:top w:val="single" w:sz="8" w:space="0" w:color="000000"/>
+              <w:left w:val="single" w:sz="8" w:space="0" w:color="000000"/>
+              <w:bottom w:val="single" w:sz="8" w:space="0" w:color="000000"/>
+              <w:right w:val="single" w:sz="8" w:space="0" w:color="000000"/>
+            </w:tcBorders>
+            <w:vAlign w:val="center"/>
+          </w:tcPr>
+          <w:p>
+            <w:pPr>
+              <w:jc w:val="left"/>
               <w:rPr>
                 <w:sz w:val="24"/>
                 <w:szCs w:val="24"/>
@@ -8018,6 +8186,7 @@
     <w:p>
       <w:pPr>
         <w:pStyle w:val="Heading2"/>
+        <w:keepNext/>
         <w:numPr>
           <w:ilvl w:val="1"/>
           <w:numId w:val="7"/>
@@ -8038,27 +8207,30 @@
         <w:tblLook w:val="0400" w:firstRow="0" w:lastRow="0" w:firstColumn="0" w:lastColumn="0" w:noHBand="0" w:noVBand="1"/>
       </w:tblPr>
       <w:tblGrid>
-        <w:gridCol w:w="3367"/>
-        <w:gridCol w:w="2248"/>
-        <w:gridCol w:w="3913"/>
+        <w:gridCol w:w="4309"/>
+        <w:gridCol w:w="1927"/>
+        <w:gridCol w:w="2835"/>
       </w:tblGrid>
       <w:tr>
         <w:trPr>
+          <w:cantSplit/>
+          <w:tblHeader/>
           <w:jc w:val="center"/>
         </w:trPr>
         <w:tc>
           <w:tcPr>
-            <w:tcW w:w="3367" w:type="dxa"/>
-            <w:tcBorders>
-              <w:top w:val="single" w:sz="8" w:space="0" w:color="000000"/>
-              <w:left w:val="single" w:sz="8" w:space="0" w:color="000000"/>
-              <w:bottom w:val="single" w:sz="8" w:space="0" w:color="000000"/>
-              <w:right w:val="single" w:sz="8" w:space="0" w:color="000000"/>
-            </w:tcBorders>
-            <w:vAlign w:val="center"/>
-          </w:tcPr>
-          <w:p>
-            <w:pPr>
+            <w:tcW w:w="4309" w:type="dxa"/>
+            <w:tcBorders>
+              <w:top w:val="single" w:sz="8" w:space="0" w:color="000000"/>
+              <w:left w:val="single" w:sz="8" w:space="0" w:color="000000"/>
+              <w:bottom w:val="single" w:sz="8" w:space="0" w:color="000000"/>
+              <w:right w:val="single" w:sz="8" w:space="0" w:color="000000"/>
+            </w:tcBorders>
+            <w:vAlign w:val="center"/>
+          </w:tcPr>
+          <w:p>
+            <w:pPr>
+              <w:keepNext/>
               <w:jc w:val="center"/>
               <w:rPr>
                 <w:sz w:val="24"/>
@@ -8078,17 +8250,18 @@
         </w:tc>
         <w:tc>
           <w:tcPr>
-            <w:tcW w:w="2248" w:type="dxa"/>
-            <w:tcBorders>
-              <w:top w:val="single" w:sz="8" w:space="0" w:color="000000"/>
-              <w:left w:val="single" w:sz="8" w:space="0" w:color="000000"/>
-              <w:bottom w:val="single" w:sz="8" w:space="0" w:color="000000"/>
-              <w:right w:val="single" w:sz="8" w:space="0" w:color="000000"/>
-            </w:tcBorders>
-            <w:vAlign w:val="center"/>
-          </w:tcPr>
-          <w:p>
-            <w:pPr>
+            <w:tcW w:w="1927" w:type="dxa"/>
+            <w:tcBorders>
+              <w:top w:val="single" w:sz="8" w:space="0" w:color="000000"/>
+              <w:left w:val="single" w:sz="8" w:space="0" w:color="000000"/>
+              <w:bottom w:val="single" w:sz="8" w:space="0" w:color="000000"/>
+              <w:right w:val="single" w:sz="8" w:space="0" w:color="000000"/>
+            </w:tcBorders>
+            <w:vAlign w:val="center"/>
+          </w:tcPr>
+          <w:p>
+            <w:pPr>
+              <w:keepNext/>
               <w:jc w:val="center"/>
               <w:rPr>
                 <w:sz w:val="24"/>
@@ -8108,17 +8281,18 @@
         </w:tc>
         <w:tc>
           <w:tcPr>
-            <w:tcW w:w="3913" w:type="dxa"/>
-            <w:tcBorders>
-              <w:top w:val="single" w:sz="8" w:space="0" w:color="000000"/>
-              <w:left w:val="single" w:sz="8" w:space="0" w:color="000000"/>
-              <w:bottom w:val="single" w:sz="8" w:space="0" w:color="000000"/>
-              <w:right w:val="single" w:sz="8" w:space="0" w:color="000000"/>
-            </w:tcBorders>
-            <w:vAlign w:val="center"/>
-          </w:tcPr>
-          <w:p>
-            <w:pPr>
+            <w:tcW w:w="2835" w:type="dxa"/>
+            <w:tcBorders>
+              <w:top w:val="single" w:sz="8" w:space="0" w:color="000000"/>
+              <w:left w:val="single" w:sz="8" w:space="0" w:color="000000"/>
+              <w:bottom w:val="single" w:sz="8" w:space="0" w:color="000000"/>
+              <w:right w:val="single" w:sz="8" w:space="0" w:color="000000"/>
+            </w:tcBorders>
+            <w:vAlign w:val="center"/>
+          </w:tcPr>
+          <w:p>
+            <w:pPr>
+              <w:keepNext/>
               <w:jc w:val="center"/>
               <w:rPr>
                 <w:sz w:val="24"/>
@@ -8139,11 +8313,12 @@
       </w:tr>
       <w:tr>
         <w:trPr>
+          <w:cantSplit/>
           <w:jc w:val="center"/>
         </w:trPr>
         <w:tc>
           <w:tcPr>
-            <w:tcW w:w="3367" w:type="dxa"/>
+            <w:tcW w:w="4309" w:type="dxa"/>
             <w:tcBorders>
               <w:top w:val="single" w:sz="8" w:space="0" w:color="000000"/>
               <w:left w:val="single" w:sz="8" w:space="0" w:color="000000"/>
@@ -8171,7 +8346,7 @@
         </w:tc>
         <w:tc>
           <w:tcPr>
-            <w:tcW w:w="2248" w:type="dxa"/>
+            <w:tcW w:w="1927" w:type="dxa"/>
             <w:tcBorders>
               <w:top w:val="single" w:sz="8" w:space="0" w:color="000000"/>
               <w:left w:val="single" w:sz="8" w:space="0" w:color="000000"/>
@@ -8199,18 +8374,18 @@
         </w:tc>
         <w:tc>
           <w:tcPr>
-            <w:tcW w:w="3913" w:type="dxa"/>
-            <w:tcBorders>
-              <w:top w:val="single" w:sz="8" w:space="0" w:color="000000"/>
-              <w:left w:val="single" w:sz="8" w:space="0" w:color="000000"/>
-              <w:bottom w:val="single" w:sz="8" w:space="0" w:color="000000"/>
-              <w:right w:val="single" w:sz="8" w:space="0" w:color="000000"/>
-            </w:tcBorders>
-            <w:vAlign w:val="center"/>
-          </w:tcPr>
-          <w:p>
-            <w:pPr>
-              <w:jc w:val="both"/>
+            <w:tcW w:w="2835" w:type="dxa"/>
+            <w:tcBorders>
+              <w:top w:val="single" w:sz="8" w:space="0" w:color="000000"/>
+              <w:left w:val="single" w:sz="8" w:space="0" w:color="000000"/>
+              <w:bottom w:val="single" w:sz="8" w:space="0" w:color="000000"/>
+              <w:right w:val="single" w:sz="8" w:space="0" w:color="000000"/>
+            </w:tcBorders>
+            <w:vAlign w:val="center"/>
+          </w:tcPr>
+          <w:p>
+            <w:pPr>
+              <w:jc w:val="left"/>
               <w:rPr>
                 <w:sz w:val="24"/>
                 <w:szCs w:val="24"/>
@@ -8229,11 +8404,12 @@
       </w:tr>
       <w:tr>
         <w:trPr>
+          <w:cantSplit/>
           <w:jc w:val="center"/>
         </w:trPr>
         <w:tc>
           <w:tcPr>
-            <w:tcW w:w="3367" w:type="dxa"/>
+            <w:tcW w:w="4309" w:type="dxa"/>
             <w:tcBorders>
               <w:top w:val="single" w:sz="8" w:space="0" w:color="000000"/>
               <w:left w:val="single" w:sz="8" w:space="0" w:color="000000"/>
@@ -8261,7 +8437,7 @@
         </w:tc>
         <w:tc>
           <w:tcPr>
-            <w:tcW w:w="2248" w:type="dxa"/>
+            <w:tcW w:w="1927" w:type="dxa"/>
             <w:tcBorders>
               <w:top w:val="single" w:sz="8" w:space="0" w:color="000000"/>
               <w:left w:val="single" w:sz="8" w:space="0" w:color="000000"/>
@@ -8289,18 +8465,18 @@
         </w:tc>
         <w:tc>
           <w:tcPr>
-            <w:tcW w:w="3913" w:type="dxa"/>
-            <w:tcBorders>
-              <w:top w:val="single" w:sz="8" w:space="0" w:color="000000"/>
-              <w:left w:val="single" w:sz="8" w:space="0" w:color="000000"/>
-              <w:bottom w:val="single" w:sz="8" w:space="0" w:color="000000"/>
-              <w:right w:val="single" w:sz="8" w:space="0" w:color="000000"/>
-            </w:tcBorders>
-            <w:vAlign w:val="center"/>
-          </w:tcPr>
-          <w:p>
-            <w:pPr>
-              <w:jc w:val="both"/>
+            <w:tcW w:w="2835" w:type="dxa"/>
+            <w:tcBorders>
+              <w:top w:val="single" w:sz="8" w:space="0" w:color="000000"/>
+              <w:left w:val="single" w:sz="8" w:space="0" w:color="000000"/>
+              <w:bottom w:val="single" w:sz="8" w:space="0" w:color="000000"/>
+              <w:right w:val="single" w:sz="8" w:space="0" w:color="000000"/>
+            </w:tcBorders>
+            <w:vAlign w:val="center"/>
+          </w:tcPr>
+          <w:p>
+            <w:pPr>
+              <w:jc w:val="left"/>
               <w:rPr>
                 <w:sz w:val="24"/>
                 <w:szCs w:val="24"/>
@@ -8319,11 +8495,12 @@
       </w:tr>
       <w:tr>
         <w:trPr>
+          <w:cantSplit/>
           <w:jc w:val="center"/>
         </w:trPr>
         <w:tc>
           <w:tcPr>
-            <w:tcW w:w="3367" w:type="dxa"/>
+            <w:tcW w:w="4309" w:type="dxa"/>
             <w:tcBorders>
               <w:top w:val="single" w:sz="8" w:space="0" w:color="000000"/>
               <w:left w:val="single" w:sz="8" w:space="0" w:color="000000"/>
@@ -8351,7 +8528,7 @@
         </w:tc>
         <w:tc>
           <w:tcPr>
-            <w:tcW w:w="2248" w:type="dxa"/>
+            <w:tcW w:w="1927" w:type="dxa"/>
             <w:tcBorders>
               <w:top w:val="single" w:sz="8" w:space="0" w:color="000000"/>
               <w:left w:val="single" w:sz="8" w:space="0" w:color="000000"/>
@@ -8379,18 +8556,18 @@
         </w:tc>
         <w:tc>
           <w:tcPr>
-            <w:tcW w:w="3913" w:type="dxa"/>
-            <w:tcBorders>
-              <w:top w:val="single" w:sz="8" w:space="0" w:color="000000"/>
-              <w:left w:val="single" w:sz="8" w:space="0" w:color="000000"/>
-              <w:bottom w:val="single" w:sz="8" w:space="0" w:color="000000"/>
-              <w:right w:val="single" w:sz="8" w:space="0" w:color="000000"/>
-            </w:tcBorders>
-            <w:vAlign w:val="center"/>
-          </w:tcPr>
-          <w:p>
-            <w:pPr>
-              <w:jc w:val="both"/>
+            <w:tcW w:w="2835" w:type="dxa"/>
+            <w:tcBorders>
+              <w:top w:val="single" w:sz="8" w:space="0" w:color="000000"/>
+              <w:left w:val="single" w:sz="8" w:space="0" w:color="000000"/>
+              <w:bottom w:val="single" w:sz="8" w:space="0" w:color="000000"/>
+              <w:right w:val="single" w:sz="8" w:space="0" w:color="000000"/>
+            </w:tcBorders>
+            <w:vAlign w:val="center"/>
+          </w:tcPr>
+          <w:p>
+            <w:pPr>
+              <w:jc w:val="left"/>
               <w:rPr>
                 <w:sz w:val="24"/>
                 <w:szCs w:val="24"/>
@@ -8409,11 +8586,12 @@
       </w:tr>
       <w:tr>
         <w:trPr>
+          <w:cantSplit/>
           <w:jc w:val="center"/>
         </w:trPr>
         <w:tc>
           <w:tcPr>
-            <w:tcW w:w="3367" w:type="dxa"/>
+            <w:tcW w:w="4309" w:type="dxa"/>
             <w:tcBorders>
               <w:top w:val="single" w:sz="8" w:space="0" w:color="000000"/>
               <w:left w:val="single" w:sz="8" w:space="0" w:color="000000"/>
@@ -8441,7 +8619,7 @@
         </w:tc>
         <w:tc>
           <w:tcPr>
-            <w:tcW w:w="2248" w:type="dxa"/>
+            <w:tcW w:w="1927" w:type="dxa"/>
             <w:tcBorders>
               <w:top w:val="single" w:sz="8" w:space="0" w:color="000000"/>
               <w:left w:val="single" w:sz="8" w:space="0" w:color="000000"/>
@@ -8469,18 +8647,18 @@
         </w:tc>
         <w:tc>
           <w:tcPr>
-            <w:tcW w:w="3913" w:type="dxa"/>
-            <w:tcBorders>
-              <w:top w:val="single" w:sz="8" w:space="0" w:color="000000"/>
-              <w:left w:val="single" w:sz="8" w:space="0" w:color="000000"/>
-              <w:bottom w:val="single" w:sz="8" w:space="0" w:color="000000"/>
-              <w:right w:val="single" w:sz="8" w:space="0" w:color="000000"/>
-            </w:tcBorders>
-            <w:vAlign w:val="center"/>
-          </w:tcPr>
-          <w:p>
-            <w:pPr>
-              <w:jc w:val="both"/>
+            <w:tcW w:w="2835" w:type="dxa"/>
+            <w:tcBorders>
+              <w:top w:val="single" w:sz="8" w:space="0" w:color="000000"/>
+              <w:left w:val="single" w:sz="8" w:space="0" w:color="000000"/>
+              <w:bottom w:val="single" w:sz="8" w:space="0" w:color="000000"/>
+              <w:right w:val="single" w:sz="8" w:space="0" w:color="000000"/>
+            </w:tcBorders>
+            <w:vAlign w:val="center"/>
+          </w:tcPr>
+          <w:p>
+            <w:pPr>
+              <w:jc w:val="left"/>
               <w:rPr>
                 <w:sz w:val="24"/>
                 <w:szCs w:val="24"/>
@@ -8499,11 +8677,12 @@
       </w:tr>
       <w:tr>
         <w:trPr>
+          <w:cantSplit/>
           <w:jc w:val="center"/>
         </w:trPr>
         <w:tc>
           <w:tcPr>
-            <w:tcW w:w="3367" w:type="dxa"/>
+            <w:tcW w:w="4309" w:type="dxa"/>
             <w:tcBorders>
               <w:top w:val="single" w:sz="8" w:space="0" w:color="000000"/>
               <w:left w:val="single" w:sz="8" w:space="0" w:color="000000"/>
@@ -8531,7 +8710,7 @@
         </w:tc>
         <w:tc>
           <w:tcPr>
-            <w:tcW w:w="2248" w:type="dxa"/>
+            <w:tcW w:w="1927" w:type="dxa"/>
             <w:tcBorders>
               <w:top w:val="single" w:sz="8" w:space="0" w:color="000000"/>
               <w:left w:val="single" w:sz="8" w:space="0" w:color="000000"/>
@@ -8559,18 +8738,18 @@
         </w:tc>
         <w:tc>
           <w:tcPr>
-            <w:tcW w:w="3913" w:type="dxa"/>
-            <w:tcBorders>
-              <w:top w:val="single" w:sz="8" w:space="0" w:color="000000"/>
-              <w:left w:val="single" w:sz="8" w:space="0" w:color="000000"/>
-              <w:bottom w:val="single" w:sz="8" w:space="0" w:color="000000"/>
-              <w:right w:val="single" w:sz="8" w:space="0" w:color="000000"/>
-            </w:tcBorders>
-            <w:vAlign w:val="center"/>
-          </w:tcPr>
-          <w:p>
-            <w:pPr>
-              <w:jc w:val="both"/>
+            <w:tcW w:w="2835" w:type="dxa"/>
+            <w:tcBorders>
+              <w:top w:val="single" w:sz="8" w:space="0" w:color="000000"/>
+              <w:left w:val="single" w:sz="8" w:space="0" w:color="000000"/>
+              <w:bottom w:val="single" w:sz="8" w:space="0" w:color="000000"/>
+              <w:right w:val="single" w:sz="8" w:space="0" w:color="000000"/>
+            </w:tcBorders>
+            <w:vAlign w:val="center"/>
+          </w:tcPr>
+          <w:p>
+            <w:pPr>
+              <w:jc w:val="left"/>
               <w:rPr>
                 <w:sz w:val="24"/>
                 <w:szCs w:val="24"/>
@@ -8743,6 +8922,7 @@
     <w:p>
       <w:pPr>
         <w:pStyle w:val="Heading1"/>
+        <w:keepNext/>
         <w:numPr>
           <w:ilvl w:val="0"/>
           <w:numId w:val="7"/>
@@ -8771,6 +8951,8 @@
       </w:tblGrid>
       <w:tr>
         <w:trPr>
+          <w:cantSplit/>
+          <w:tblHeader/>
           <w:jc w:val="center"/>
         </w:trPr>
         <w:tc>
@@ -8786,6 +8968,7 @@
           </w:tcPr>
           <w:p>
             <w:pPr>
+              <w:keepNext/>
               <w:jc w:val="center"/>
               <w:rPr>
                 <w:sz w:val="24"/>
@@ -8816,6 +8999,7 @@
           </w:tcPr>
           <w:p>
             <w:pPr>
+              <w:keepNext/>
               <w:jc w:val="center"/>
               <w:rPr>
                 <w:sz w:val="24"/>
@@ -8846,6 +9030,7 @@
           </w:tcPr>
           <w:p>
             <w:pPr>
+              <w:keepNext/>
               <w:jc w:val="center"/>
               <w:rPr>
                 <w:sz w:val="24"/>
@@ -8866,6 +9051,7 @@
       </w:tr>
       <w:tr>
         <w:trPr>
+          <w:cantSplit/>
           <w:jc w:val="center"/>
         </w:trPr>
         <w:tc>
@@ -8937,7 +9123,7 @@
           </w:tcPr>
           <w:p>
             <w:pPr>
-              <w:jc w:val="both"/>
+              <w:jc w:val="left"/>
               <w:rPr>
                 <w:sz w:val="24"/>
                 <w:szCs w:val="24"/>
@@ -8956,6 +9142,7 @@
       </w:tr>
       <w:tr>
         <w:trPr>
+          <w:cantSplit/>
           <w:jc w:val="center"/>
         </w:trPr>
         <w:tc>
@@ -9027,7 +9214,7 @@
           </w:tcPr>
           <w:p>
             <w:pPr>
-              <w:jc w:val="both"/>
+              <w:jc w:val="left"/>
               <w:rPr>
                 <w:sz w:val="24"/>
                 <w:szCs w:val="24"/>
@@ -9046,6 +9233,7 @@
       </w:tr>
       <w:tr>
         <w:trPr>
+          <w:cantSplit/>
           <w:jc w:val="center"/>
         </w:trPr>
         <w:tc>
@@ -9072,7 +9260,7 @@
                 <w:sz w:val="24"/>
                 <w:szCs w:val="24"/>
               </w:rPr>
-              <w:t>Tiket P2 untuk job gagal 2 kali berturut-turut</w:t>
+              <w:t>Ticket P2 untuk job gagal 2 kali berturut-turut</w:t>
             </w:r>
           </w:p>
         </w:tc>
@@ -9117,7 +9305,7 @@
           </w:tcPr>
           <w:p>
             <w:pPr>
-              <w:jc w:val="both"/>
+              <w:jc w:val="left"/>
               <w:rPr>
                 <w:sz w:val="24"/>
                 <w:szCs w:val="24"/>
@@ -9136,6 +9324,7 @@
       </w:tr>
       <w:tr>
         <w:trPr>
+          <w:cantSplit/>
           <w:jc w:val="center"/>
         </w:trPr>
         <w:tc>
@@ -9207,7 +9396,7 @@
           </w:tcPr>
           <w:p>
             <w:pPr>
-              <w:jc w:val="both"/>
+              <w:jc w:val="left"/>
               <w:rPr>
                 <w:sz w:val="24"/>
                 <w:szCs w:val="24"/>
@@ -9226,6 +9415,7 @@
       </w:tr>
       <w:tr>
         <w:trPr>
+          <w:cantSplit/>
           <w:jc w:val="center"/>
         </w:trPr>
         <w:tc>
@@ -9297,7 +9487,7 @@
           </w:tcPr>
           <w:p>
             <w:pPr>
-              <w:jc w:val="both"/>
+              <w:jc w:val="left"/>
               <w:rPr>
                 <w:sz w:val="24"/>
                 <w:szCs w:val="24"/>
@@ -9316,6 +9506,7 @@
       </w:tr>
       <w:tr>
         <w:trPr>
+          <w:cantSplit/>
           <w:jc w:val="center"/>
         </w:trPr>
         <w:tc>
@@ -9387,7 +9578,7 @@
           </w:tcPr>
           <w:p>
             <w:pPr>
-              <w:jc w:val="both"/>
+              <w:jc w:val="left"/>
               <w:rPr>
                 <w:sz w:val="24"/>
                 <w:szCs w:val="24"/>
@@ -9406,6 +9597,7 @@
       </w:tr>
       <w:tr>
         <w:trPr>
+          <w:cantSplit/>
           <w:jc w:val="center"/>
         </w:trPr>
         <w:tc>
@@ -9477,7 +9669,7 @@
           </w:tcPr>
           <w:p>
             <w:pPr>
-              <w:jc w:val="both"/>
+              <w:jc w:val="left"/>
               <w:rPr>
                 <w:sz w:val="24"/>
                 <w:szCs w:val="24"/>
@@ -9496,6 +9688,7 @@
       </w:tr>
       <w:tr>
         <w:trPr>
+          <w:cantSplit/>
           <w:jc w:val="center"/>
         </w:trPr>
         <w:tc>
@@ -9567,7 +9760,7 @@
           </w:tcPr>
           <w:p>
             <w:pPr>
-              <w:jc w:val="both"/>
+              <w:jc w:val="left"/>
               <w:rPr>
                 <w:sz w:val="24"/>
                 <w:szCs w:val="24"/>
@@ -9586,6 +9779,7 @@
       </w:tr>
       <w:tr>
         <w:trPr>
+          <w:cantSplit/>
           <w:jc w:val="center"/>
         </w:trPr>
         <w:tc>
@@ -9657,7 +9851,7 @@
           </w:tcPr>
           <w:p>
             <w:pPr>
-              <w:jc w:val="both"/>
+              <w:jc w:val="left"/>
               <w:rPr>
                 <w:sz w:val="24"/>
                 <w:szCs w:val="24"/>
@@ -9676,6 +9870,7 @@
       </w:tr>
       <w:tr>
         <w:trPr>
+          <w:cantSplit/>
           <w:jc w:val="center"/>
         </w:trPr>
         <w:tc>
@@ -9747,7 +9942,7 @@
           </w:tcPr>
           <w:p>
             <w:pPr>
-              <w:jc w:val="both"/>
+              <w:jc w:val="left"/>
               <w:rPr>
                 <w:sz w:val="24"/>
                 <w:szCs w:val="24"/>
@@ -9766,6 +9961,7 @@
       </w:tr>
       <w:tr>
         <w:trPr>
+          <w:cantSplit/>
           <w:jc w:val="center"/>
         </w:trPr>
         <w:tc>
@@ -9837,7 +10033,7 @@
           </w:tcPr>
           <w:p>
             <w:pPr>
-              <w:jc w:val="both"/>
+              <w:jc w:val="left"/>
               <w:rPr>
                 <w:sz w:val="24"/>
                 <w:szCs w:val="24"/>
@@ -9856,6 +10052,7 @@
       </w:tr>
       <w:tr>
         <w:trPr>
+          <w:cantSplit/>
           <w:jc w:val="center"/>
         </w:trPr>
         <w:tc>
@@ -9927,7 +10124,7 @@
           </w:tcPr>
           <w:p>
             <w:pPr>
-              <w:jc w:val="both"/>
+              <w:jc w:val="left"/>
               <w:rPr>
                 <w:sz w:val="24"/>
                 <w:szCs w:val="24"/>
@@ -9956,6 +10153,7 @@
     <w:p>
       <w:pPr>
         <w:pStyle w:val="Heading1"/>
+        <w:keepNext/>
         <w:numPr>
           <w:ilvl w:val="0"/>
           <w:numId w:val="7"/>
@@ -9988,6 +10186,10 @@
         <w:gridCol w:w="6765"/>
       </w:tblGrid>
       <w:tr>
+        <w:trPr>
+          <w:cantSplit/>
+          <w:tblHeader/>
+        </w:trPr>
         <w:tc>
           <w:tcPr>
             <w:tcW w:w="2745" w:type="dxa"/>
@@ -10000,6 +10202,7 @@
           </w:tcPr>
           <w:p>
             <w:pPr>
+              <w:keepNext/>
               <w:spacing w:after="120" w:line="252" w:lineRule="auto"/>
               <w:rPr>
                 <w:sz w:val="24"/>
@@ -10028,8 +10231,9 @@
           </w:tcPr>
           <w:p>
             <w:pPr>
+              <w:keepNext/>
               <w:spacing w:after="120" w:line="252" w:lineRule="auto"/>
-              <w:jc w:val="both"/>
+              <w:jc w:val="left"/>
               <w:rPr>
                 <w:sz w:val="24"/>
                 <w:szCs w:val="24"/>
@@ -10047,6 +10251,9 @@
         </w:tc>
       </w:tr>
       <w:tr>
+        <w:trPr>
+          <w:cantSplit/>
+        </w:trPr>
         <w:tc>
           <w:tcPr>
             <w:tcW w:w="2745" w:type="dxa"/>
@@ -10088,7 +10295,7 @@
           <w:p>
             <w:pPr>
               <w:spacing w:after="120" w:line="252" w:lineRule="auto"/>
-              <w:jc w:val="both"/>
+              <w:jc w:val="left"/>
               <w:rPr>
                 <w:sz w:val="24"/>
                 <w:szCs w:val="24"/>
@@ -10106,6 +10313,9 @@
         </w:tc>
       </w:tr>
       <w:tr>
+        <w:trPr>
+          <w:cantSplit/>
+        </w:trPr>
         <w:tc>
           <w:tcPr>
             <w:tcW w:w="2745" w:type="dxa"/>
@@ -10147,7 +10357,7 @@
           <w:p>
             <w:pPr>
               <w:spacing w:after="120" w:line="252" w:lineRule="auto"/>
-              <w:jc w:val="both"/>
+              <w:jc w:val="left"/>
               <w:rPr>
                 <w:sz w:val="24"/>
                 <w:szCs w:val="24"/>
@@ -10165,6 +10375,9 @@
         </w:tc>
       </w:tr>
       <w:tr>
+        <w:trPr>
+          <w:cantSplit/>
+        </w:trPr>
         <w:tc>
           <w:tcPr>
             <w:tcW w:w="2745" w:type="dxa"/>
@@ -10206,24 +10419,27 @@
           <w:p>
             <w:pPr>
               <w:spacing w:after="120" w:line="252" w:lineRule="auto"/>
-              <w:jc w:val="both"/>
-              <w:rPr>
-                <w:sz w:val="24"/>
-                <w:szCs w:val="24"/>
-              </w:rPr>
-            </w:pPr>
-            <w:r>
-              <w:rPr>
-                <w:b w:val="0"/>
-                <w:sz w:val="24"/>
-                <w:szCs w:val="24"/>
-              </w:rPr>
-              <w:t>NOC Engineer melanjutkan ke lokasi produksi dengan ketentuan approval dan persetujuan di bagian 4 (butir 6.3).</w:t>
+              <w:jc w:val="left"/>
+              <w:rPr>
+                <w:sz w:val="24"/>
+                <w:szCs w:val="24"/>
+              </w:rPr>
+            </w:pPr>
+            <w:r>
+              <w:rPr>
+                <w:b w:val="0"/>
+                <w:sz w:val="24"/>
+                <w:szCs w:val="24"/>
+              </w:rPr>
+              <w:t>NOC Engineer melanjutkan restore ke lokasi produksi setelah ada approval Lead NOC dan persetujuan tertulis PIC pelanggan (butir 6.3).</w:t>
             </w:r>
           </w:p>
         </w:tc>
       </w:tr>
       <w:tr>
+        <w:trPr>
+          <w:cantSplit/>
+        </w:trPr>
         <w:tc>
           <w:tcPr>
             <w:tcW w:w="2745" w:type="dxa"/>
@@ -10265,7 +10481,7 @@
           <w:p>
             <w:pPr>
               <w:spacing w:after="120" w:line="252" w:lineRule="auto"/>
-              <w:jc w:val="both"/>
+              <w:jc w:val="left"/>
               <w:rPr>
                 <w:sz w:val="24"/>
                 <w:szCs w:val="24"/>
@@ -10283,6 +10499,9 @@
         </w:tc>
       </w:tr>
       <w:tr>
+        <w:trPr>
+          <w:cantSplit/>
+        </w:trPr>
         <w:tc>
           <w:tcPr>
             <w:tcW w:w="2745" w:type="dxa"/>
@@ -10324,7 +10543,7 @@
           <w:p>
             <w:pPr>
               <w:spacing w:after="120" w:line="252" w:lineRule="auto"/>
-              <w:jc w:val="both"/>
+              <w:jc w:val="left"/>
               <w:rPr>
                 <w:sz w:val="24"/>
                 <w:szCs w:val="24"/>
@@ -10395,7 +10614,7 @@
           <w:sz w:val="24"/>
           <w:szCs w:val="24"/>
         </w:rPr>
-        <w:t xml:space="preserve">Lead NOC memantau kepatuhan terhadap SOP ini lewat empat indikator di bagian 8 dan hasil uji restore di SNX-ISMS-FRM-01.</w:t>
+        <w:t xml:space="preserve">Lead NOC memantau kepatuhan terhadap SOP ini melalui empat indikator di bagian 8 dan hasil uji restore di SNX-ISMS-FRM-01.</w:t>
       </w:r>
     </w:p>
     <w:p>
@@ -10471,6 +10690,7 @@
     </w:p>
     <w:p>
       <w:pPr>
+        <w:keepNext/>
         <w:pBdr>
           <w:top w:val="nil"/>
           <w:left w:val="nil"/>
@@ -10517,6 +10737,8 @@
       </w:tblGrid>
       <w:tr>
         <w:trPr>
+          <w:cantSplit/>
+          <w:tblHeader/>
           <w:jc w:val="center"/>
         </w:trPr>
         <w:tc>
@@ -10526,6 +10748,7 @@
           </w:tcPr>
           <w:p>
             <w:pPr>
+              <w:keepNext/>
               <w:jc w:val="center"/>
               <w:rPr>
                 <w:sz w:val="24"/>
@@ -10550,6 +10773,7 @@
           </w:tcPr>
           <w:p>
             <w:pPr>
+              <w:keepNext/>
               <w:jc w:val="center"/>
               <w:rPr>
                 <w:sz w:val="24"/>
@@ -10570,6 +10794,7 @@
       </w:tr>
       <w:tr>
         <w:trPr>
+          <w:cantSplit/>
           <w:jc w:val="center"/>
         </w:trPr>
         <w:tc>
@@ -10619,6 +10844,7 @@
       </w:tr>
       <w:tr>
         <w:trPr>
+          <w:cantSplit/>
           <w:jc w:val="center"/>
         </w:trPr>
         <w:tc>
@@ -10668,6 +10894,7 @@
       </w:tr>
       <w:tr>
         <w:trPr>
+          <w:cantSplit/>
           <w:jc w:val="center"/>
         </w:trPr>
         <w:tc>
@@ -10717,6 +10944,7 @@
       </w:tr>
       <w:tr>
         <w:trPr>
+          <w:cantSplit/>
           <w:jc w:val="center"/>
         </w:trPr>
         <w:tc>
@@ -10766,6 +10994,7 @@
       </w:tr>
       <w:tr>
         <w:trPr>
+          <w:cantSplit/>
           <w:jc w:val="center"/>
         </w:trPr>
         <w:tc>
@@ -10815,6 +11044,7 @@
       </w:tr>
       <w:tr>
         <w:trPr>
+          <w:cantSplit/>
           <w:jc w:val="center"/>
         </w:trPr>
         <w:tc>
@@ -10864,6 +11094,7 @@
       </w:tr>
       <w:tr>
         <w:trPr>
+          <w:cantSplit/>
           <w:jc w:val="center"/>
         </w:trPr>
         <w:tc>
@@ -10913,6 +11144,7 @@
       </w:tr>
       <w:tr>
         <w:trPr>
+          <w:cantSplit/>
           <w:jc w:val="center"/>
         </w:trPr>
         <w:tc>
@@ -10955,13 +11187,14 @@
                 <w:sz w:val="24"/>
                 <w:szCs w:val="24"/>
               </w:rPr>
-              <w:t>SOP Technical Incident Handling &amp; Escalation; severity P2 dan analisis akar.</w:t>
+              <w:t>SOP Technical Incident Handling &amp; Escalation; severity P2 dan analisis root cause.</w:t>
             </w:r>
           </w:p>
         </w:tc>
       </w:tr>
       <w:tr>
         <w:trPr>
+          <w:cantSplit/>
           <w:jc w:val="center"/>
         </w:trPr>
         <w:tc>
@@ -11011,6 +11244,7 @@
       </w:tr>
       <w:tr>
         <w:trPr>
+          <w:cantSplit/>
           <w:jc w:val="center"/>
         </w:trPr>
         <w:tc>
@@ -11060,6 +11294,7 @@
       </w:tr>
       <w:tr>
         <w:trPr>
+          <w:cantSplit/>
           <w:jc w:val="center"/>
         </w:trPr>
         <w:tc>
@@ -11102,13 +11337,14 @@
                 <w:sz w:val="24"/>
                 <w:szCs w:val="24"/>
               </w:rPr>
-              <w:t>Technical Ticket / Incident Register; rekap tiket kegagalan backup dan permintaan restore.</w:t>
+              <w:t>Technical Ticket / Incident Register; rekap ticket kegagalan backup dan permintaan restore.</w:t>
             </w:r>
           </w:p>
         </w:tc>
       </w:tr>
       <w:tr>
         <w:trPr>
+          <w:cantSplit/>
           <w:jc w:val="center"/>
         </w:trPr>
         <w:tc>
@@ -11158,6 +11394,7 @@
       </w:tr>
       <w:tr>
         <w:trPr>
+          <w:cantSplit/>
           <w:jc w:val="center"/>
         </w:trPr>
         <w:tc>
@@ -11207,6 +11444,7 @@
       </w:tr>
       <w:tr>
         <w:trPr>
+          <w:cantSplit/>
           <w:jc w:val="center"/>
         </w:trPr>
         <w:tc>
@@ -11257,6 +11495,7 @@
     </w:tbl>
     <w:p>
       <w:pPr>
+        <w:keepNext/>
         <w:pBdr>
           <w:top w:val="nil"/>
           <w:left w:val="nil"/>
@@ -11296,6 +11535,8 @@
       </w:tblGrid>
       <w:tr>
         <w:trPr>
+          <w:cantSplit/>
+          <w:tblHeader/>
           <w:jc w:val="center"/>
         </w:trPr>
         <w:tc>
@@ -11311,6 +11552,7 @@
           </w:tcPr>
           <w:p>
             <w:pPr>
+              <w:keepNext/>
               <w:jc w:val="center"/>
               <w:rPr>
                 <w:sz w:val="24"/>
@@ -11341,6 +11583,7 @@
           </w:tcPr>
           <w:p>
             <w:pPr>
+              <w:keepNext/>
               <w:jc w:val="center"/>
               <w:rPr>
                 <w:sz w:val="24"/>
@@ -11371,6 +11614,7 @@
           </w:tcPr>
           <w:p>
             <w:pPr>
+              <w:keepNext/>
               <w:jc w:val="center"/>
               <w:rPr>
                 <w:sz w:val="24"/>
@@ -11391,6 +11635,7 @@
       </w:tr>
       <w:tr>
         <w:trPr>
+          <w:cantSplit/>
           <w:jc w:val="center"/>
         </w:trPr>
         <w:tc>
@@ -11462,7 +11707,7 @@
           </w:tcPr>
           <w:p>
             <w:pPr>
-              <w:jc w:val="both"/>
+              <w:jc w:val="left"/>
               <w:rPr>
                 <w:sz w:val="24"/>
                 <w:szCs w:val="24"/>
@@ -11481,6 +11726,7 @@
       </w:tr>
       <w:tr>
         <w:trPr>
+          <w:cantSplit/>
           <w:jc w:val="center"/>
         </w:trPr>
         <w:tc>
@@ -11507,7 +11753,7 @@
                 <w:sz w:val="24"/>
                 <w:szCs w:val="24"/>
               </w:rPr>
-              <w:t>Tiket kegagalan backup dan permintaan restore (SNX-OPS-FRM-08)</w:t>
+              <w:t>Ticket kegagalan backup dan permintaan restore (SNX-OPS-FRM-08)</w:t>
             </w:r>
           </w:p>
         </w:tc>
@@ -11535,7 +11781,7 @@
                 <w:sz w:val="24"/>
                 <w:szCs w:val="24"/>
               </w:rPr>
-              <w:t>Tiket di Zammad, rekap di SNX-OPS-FRM-08 (Google Drive); pemilik Lead NOC</w:t>
+              <w:t>Ticket di Zammad, rekap di SNX-OPS-FRM-08 (Google Drive); pemilik Lead NOC</w:t>
             </w:r>
           </w:p>
         </w:tc>
@@ -11552,7 +11798,7 @@
           </w:tcPr>
           <w:p>
             <w:pPr>
-              <w:jc w:val="both"/>
+              <w:jc w:val="left"/>
               <w:rPr>
                 <w:sz w:val="24"/>
                 <w:szCs w:val="24"/>
@@ -11571,6 +11817,7 @@
       </w:tr>
       <w:tr>
         <w:trPr>
+          <w:cantSplit/>
           <w:jc w:val="center"/>
         </w:trPr>
         <w:tc>
@@ -11642,7 +11889,7 @@
           </w:tcPr>
           <w:p>
             <w:pPr>
-              <w:jc w:val="both"/>
+              <w:jc w:val="left"/>
               <w:rPr>
                 <w:sz w:val="24"/>
                 <w:szCs w:val="24"/>
@@ -11661,6 +11908,7 @@
       </w:tr>
       <w:tr>
         <w:trPr>
+          <w:cantSplit/>
           <w:jc w:val="center"/>
         </w:trPr>
         <w:tc>
@@ -11732,7 +11980,7 @@
           </w:tcPr>
           <w:p>
             <w:pPr>
-              <w:jc w:val="both"/>
+              <w:jc w:val="left"/>
               <w:rPr>
                 <w:sz w:val="24"/>
                 <w:szCs w:val="24"/>
@@ -11751,6 +11999,7 @@
       </w:tr>
       <w:tr>
         <w:trPr>
+          <w:cantSplit/>
           <w:jc w:val="center"/>
         </w:trPr>
         <w:tc>
@@ -11822,7 +12071,7 @@
           </w:tcPr>
           <w:p>
             <w:pPr>
-              <w:jc w:val="both"/>
+              <w:jc w:val="left"/>
               <w:rPr>
                 <w:sz w:val="24"/>
                 <w:szCs w:val="24"/>
@@ -11841,6 +12090,7 @@
       </w:tr>
       <w:tr>
         <w:trPr>
+          <w:cantSplit/>
           <w:jc w:val="center"/>
         </w:trPr>
         <w:tc>
@@ -11895,7 +12145,7 @@
                 <w:sz w:val="24"/>
                 <w:szCs w:val="24"/>
               </w:rPr>
-              <w:t>Dilampirkan di tiket permintaan restore di Zammad (USULAN); pemilik Lead NOC</w:t>
+              <w:t>Dilampirkan di ticket permintaan restore di Zammad (USULAN); pemilik Lead NOC</w:t>
             </w:r>
           </w:p>
         </w:tc>
@@ -11912,25 +12162,26 @@
           </w:tcPr>
           <w:p>
             <w:pPr>
-              <w:jc w:val="both"/>
-              <w:rPr>
-                <w:sz w:val="24"/>
-                <w:szCs w:val="24"/>
-              </w:rPr>
-            </w:pPr>
-            <w:r>
-              <w:rPr>
-                <w:b w:val="0"/>
-                <w:sz w:val="24"/>
-                <w:szCs w:val="24"/>
-              </w:rPr>
-              <w:t>3 tahun, sama dengan tiket permintaan restore</w:t>
+              <w:jc w:val="left"/>
+              <w:rPr>
+                <w:sz w:val="24"/>
+                <w:szCs w:val="24"/>
+              </w:rPr>
+            </w:pPr>
+            <w:r>
+              <w:rPr>
+                <w:b w:val="0"/>
+                <w:sz w:val="24"/>
+                <w:szCs w:val="24"/>
+              </w:rPr>
+              <w:t>3 tahun, sama dengan ticket permintaan restore</w:t>
             </w:r>
           </w:p>
         </w:tc>
       </w:tr>
       <w:tr>
         <w:trPr>
+          <w:cantSplit/>
           <w:jc w:val="center"/>
         </w:trPr>
         <w:tc>
@@ -12002,7 +12253,7 @@
           </w:tcPr>
           <w:p>
             <w:pPr>
-              <w:jc w:val="both"/>
+              <w:jc w:val="left"/>
               <w:rPr>
                 <w:sz w:val="24"/>
                 <w:szCs w:val="24"/>
@@ -12021,6 +12272,7 @@
       </w:tr>
       <w:tr>
         <w:trPr>
+          <w:cantSplit/>
           <w:jc w:val="center"/>
         </w:trPr>
         <w:tc>
@@ -12047,7 +12299,7 @@
                 <w:sz w:val="24"/>
                 <w:szCs w:val="24"/>
               </w:rPr>
-              <w:t>Tiket tindak lanjut kapasitas repository backup</w:t>
+              <w:t>Ticket tindak lanjut kapasitas repository backup</w:t>
             </w:r>
           </w:p>
         </w:tc>
@@ -12075,7 +12327,7 @@
                 <w:sz w:val="24"/>
                 <w:szCs w:val="24"/>
               </w:rPr>
-              <w:t>Zammad, hanya bila penggunaan di atas 80%; pemilik Lead NOC (USULAN)</w:t>
+              <w:t>Zammad, hanya jika penggunaan di atas 80%; pemilik Lead NOC (USULAN)</w:t>
             </w:r>
           </w:p>
         </w:tc>
@@ -12092,7 +12344,7 @@
           </w:tcPr>
           <w:p>
             <w:pPr>
-              <w:jc w:val="both"/>
+              <w:jc w:val="left"/>
               <w:rPr>
                 <w:sz w:val="24"/>
                 <w:szCs w:val="24"/>
